--- a/ECON-424-Homework-1.2.docx
+++ b/ECON-424-Homework-1.2.docx
@@ -1438,10 +1438,69 @@
         </w:rPr>
         <w:t xml:space="preserve"># Your turn: copy the line above and change mean to sd</w:t>
       </w:r>
-    </w:p>
-    <w:p>
-      <w:pPr>
-        <w:pStyle w:val="FirstParagraph"/>
+      <w:r>
+        <w:br/>
+      </w:r>
+      <w:r>
+        <w:rPr>
+          <w:rStyle w:val="FunctionTok"/>
+        </w:rPr>
+        <w:t xml:space="preserve">sd</w:t>
+      </w:r>
+      <w:r>
+        <w:rPr>
+          <w:rStyle w:val="NormalTok"/>
+        </w:rPr>
+        <w:t xml:space="preserve">( bwght</w:t>
+      </w:r>
+      <w:r>
+        <w:rPr>
+          <w:rStyle w:val="SpecialCharTok"/>
+        </w:rPr>
+        <w:t xml:space="preserve">$</w:t>
+      </w:r>
+      <w:r>
+        <w:rPr>
+          <w:rStyle w:val="NormalTok"/>
+        </w:rPr>
+        <w:t xml:space="preserve">faminc ) </w:t>
+      </w:r>
+      <w:r>
+        <w:rPr>
+          <w:rStyle w:val="SpecialCharTok"/>
+        </w:rPr>
+        <w:t xml:space="preserve">*</w:t>
+      </w:r>
+      <w:r>
+        <w:rPr>
+          <w:rStyle w:val="NormalTok"/>
+        </w:rPr>
+        <w:t xml:space="preserve"> </w:t>
+      </w:r>
+      <w:r>
+        <w:rPr>
+          <w:rStyle w:val="DecValTok"/>
+        </w:rPr>
+        <w:t xml:space="preserve">1000</w:t>
+      </w:r>
+    </w:p>
+    <w:p>
+      <w:pPr>
+        <w:pStyle w:val="SourceCode"/>
+      </w:pPr>
+      <w:r>
+        <w:rPr>
+          <w:rStyle w:val="VerbatimChar"/>
+        </w:rPr>
+        <w:t xml:space="preserve">## [1] 18739.28</w:t>
+      </w:r>
+    </w:p>
+    <w:bookmarkEnd w:id="19"/>
+    <w:bookmarkEnd w:id="20"/>
+    <w:bookmarkStart w:id="21" w:name="X47c38501da93f0668e91c548fd68c5a35c47a8f"/>
+    <w:p>
+      <w:pPr>
+        <w:pStyle w:val="Heading2"/>
       </w:pPr>
       <w:r>
         <w:rPr>
@@ -1449,6 +1508,839 @@
           <w:bCs/>
         </w:rPr>
         <w:t xml:space="preserve">Answer:</w:t>
+      </w:r>
+      <w:r>
+        <w:t xml:space="preserve"> </w:t>
+      </w:r>
+      <w:r>
+        <w:t xml:space="preserve">The standard deviation for the family income is 18739.28</w:t>
+      </w:r>
+    </w:p>
+    <w:bookmarkEnd w:id="21"/>
+    <w:bookmarkStart w:id="27" w:name="X7a4f7185c36e1b98abf9c2d2546bc549bd25dca"/>
+    <w:p>
+      <w:pPr>
+        <w:pStyle w:val="Heading2"/>
+      </w:pPr>
+      <w:r>
+        <w:t xml:space="preserve">C3 The data in MEAP01 are for the state of Michigan in the year 2001. Use these data to answer the following questions.</w:t>
+      </w:r>
+    </w:p>
+    <w:bookmarkStart w:id="22" w:name="X9133b70ec2b5794f279a070c71eaf1010f4d693"/>
+    <w:p>
+      <w:pPr>
+        <w:pStyle w:val="Heading3"/>
+      </w:pPr>
+      <w:r>
+        <w:t xml:space="preserve">(i) Find the largest and smallest values of</w:t>
+      </w:r>
+      <w:r>
+        <w:t xml:space="preserve"> </w:t>
+      </w:r>
+      <w:r>
+        <w:rPr>
+          <w:i/>
+          <w:iCs/>
+        </w:rPr>
+        <w:t xml:space="preserve">math4</w:t>
+      </w:r>
+      <w:r>
+        <w:t xml:space="preserve">. Does the range make sense? Explain.</w:t>
+      </w:r>
+    </w:p>
+    <w:p>
+      <w:pPr>
+        <w:pStyle w:val="FirstParagraph"/>
+      </w:pPr>
+      <w:r>
+        <w:t xml:space="preserve">You can use the summary() command.</w:t>
+      </w:r>
+    </w:p>
+    <w:p>
+      <w:pPr>
+        <w:pStyle w:val="SourceCode"/>
+      </w:pPr>
+      <w:r>
+        <w:rPr>
+          <w:rStyle w:val="FunctionTok"/>
+        </w:rPr>
+        <w:t xml:space="preserve">summary</w:t>
+      </w:r>
+      <w:r>
+        <w:rPr>
+          <w:rStyle w:val="NormalTok"/>
+        </w:rPr>
+        <w:t xml:space="preserve">( meap01</w:t>
+      </w:r>
+      <w:r>
+        <w:rPr>
+          <w:rStyle w:val="SpecialCharTok"/>
+        </w:rPr>
+        <w:t xml:space="preserve">$</w:t>
+      </w:r>
+      <w:r>
+        <w:rPr>
+          <w:rStyle w:val="NormalTok"/>
+        </w:rPr>
+        <w:t xml:space="preserve">math4 )</w:t>
+      </w:r>
+    </w:p>
+    <w:p>
+      <w:pPr>
+        <w:pStyle w:val="SourceCode"/>
+      </w:pPr>
+      <w:r>
+        <w:rPr>
+          <w:rStyle w:val="VerbatimChar"/>
+        </w:rPr>
+        <w:t xml:space="preserve">##    Min. 1st Qu.  Median    Mean 3rd Qu.    Max. </w:t>
+      </w:r>
+      <w:r>
+        <w:br/>
+      </w:r>
+      <w:r>
+        <w:rPr>
+          <w:rStyle w:val="VerbatimChar"/>
+        </w:rPr>
+        <w:t xml:space="preserve">##    0.00   61.60   76.40   71.91   87.00  100.00</w:t>
+      </w:r>
+    </w:p>
+    <w:p>
+      <w:pPr>
+        <w:pStyle w:val="FirstParagraph"/>
+      </w:pPr>
+      <w:r>
+        <w:rPr>
+          <w:b/>
+          <w:bCs/>
+        </w:rPr>
+        <w:t xml:space="preserve">Answer:</w:t>
+      </w:r>
+      <w:r>
+        <w:t xml:space="preserve"> </w:t>
+      </w:r>
+      <w:r>
+        <w:t xml:space="preserve">The largest number in math4 is 100 and the smallest is 0. This makes sense as this is usually the maximum and minimum scores on a test</w:t>
+      </w:r>
+    </w:p>
+    <w:bookmarkEnd w:id="22"/>
+    <w:bookmarkStart w:id="23" w:name="Xf45ae74d8c19d360baf48eae891ea2d439950a4"/>
+    <w:p>
+      <w:pPr>
+        <w:pStyle w:val="Heading3"/>
+      </w:pPr>
+      <w:r>
+        <w:t xml:space="preserve">(ii) How many schools have a perfect pass rate on the math test? What percentage is this of the total sample?</w:t>
+      </w:r>
+    </w:p>
+    <w:p>
+      <w:pPr>
+        <w:pStyle w:val="FirstParagraph"/>
+      </w:pPr>
+      <w:r>
+        <w:t xml:space="preserve">Easiest way is the count() command. Then you can calculate the percentage: the number of schools with a perfect pass rate, divided by the total number of schools, times 100.</w:t>
+      </w:r>
+    </w:p>
+    <w:p>
+      <w:pPr>
+        <w:pStyle w:val="SourceCode"/>
+      </w:pPr>
+      <w:r>
+        <w:rPr>
+          <w:rStyle w:val="NormalTok"/>
+        </w:rPr>
+        <w:t xml:space="preserve">meap01 </w:t>
+      </w:r>
+      <w:r>
+        <w:rPr>
+          <w:rStyle w:val="SpecialCharTok"/>
+        </w:rPr>
+        <w:t xml:space="preserve">|&gt;</w:t>
+      </w:r>
+      <w:r>
+        <w:rPr>
+          <w:rStyle w:val="NormalTok"/>
+        </w:rPr>
+        <w:t xml:space="preserve"> </w:t>
+      </w:r>
+      <w:r>
+        <w:rPr>
+          <w:rStyle w:val="FunctionTok"/>
+        </w:rPr>
+        <w:t xml:space="preserve">count</w:t>
+      </w:r>
+      <w:r>
+        <w:rPr>
+          <w:rStyle w:val="NormalTok"/>
+        </w:rPr>
+        <w:t xml:space="preserve">( math4 </w:t>
+      </w:r>
+      <w:r>
+        <w:rPr>
+          <w:rStyle w:val="SpecialCharTok"/>
+        </w:rPr>
+        <w:t xml:space="preserve">==</w:t>
+      </w:r>
+      <w:r>
+        <w:rPr>
+          <w:rStyle w:val="NormalTok"/>
+        </w:rPr>
+        <w:t xml:space="preserve"> </w:t>
+      </w:r>
+      <w:r>
+        <w:rPr>
+          <w:rStyle w:val="DecValTok"/>
+        </w:rPr>
+        <w:t xml:space="preserve">100</w:t>
+      </w:r>
+      <w:r>
+        <w:rPr>
+          <w:rStyle w:val="NormalTok"/>
+        </w:rPr>
+        <w:t xml:space="preserve"> )</w:t>
+      </w:r>
+    </w:p>
+    <w:p>
+      <w:pPr>
+        <w:pStyle w:val="SourceCode"/>
+      </w:pPr>
+      <w:r>
+        <w:rPr>
+          <w:rStyle w:val="VerbatimChar"/>
+        </w:rPr>
+        <w:t xml:space="preserve">##   math4 == 100    n</w:t>
+      </w:r>
+      <w:r>
+        <w:br/>
+      </w:r>
+      <w:r>
+        <w:rPr>
+          <w:rStyle w:val="VerbatimChar"/>
+        </w:rPr>
+        <w:t xml:space="preserve">## 1        FALSE 1785</w:t>
+      </w:r>
+      <w:r>
+        <w:br/>
+      </w:r>
+      <w:r>
+        <w:rPr>
+          <w:rStyle w:val="VerbatimChar"/>
+        </w:rPr>
+        <w:t xml:space="preserve">## 2         TRUE   38</w:t>
+      </w:r>
+    </w:p>
+    <w:p>
+      <w:pPr>
+        <w:pStyle w:val="SourceCode"/>
+      </w:pPr>
+      <w:r>
+        <w:rPr>
+          <w:rStyle w:val="FunctionTok"/>
+        </w:rPr>
+        <w:t xml:space="preserve">sum</w:t>
+      </w:r>
+      <w:r>
+        <w:rPr>
+          <w:rStyle w:val="NormalTok"/>
+        </w:rPr>
+        <w:t xml:space="preserve">( meap01</w:t>
+      </w:r>
+      <w:r>
+        <w:rPr>
+          <w:rStyle w:val="SpecialCharTok"/>
+        </w:rPr>
+        <w:t xml:space="preserve">$</w:t>
+      </w:r>
+      <w:r>
+        <w:rPr>
+          <w:rStyle w:val="NormalTok"/>
+        </w:rPr>
+        <w:t xml:space="preserve">math4 </w:t>
+      </w:r>
+      <w:r>
+        <w:rPr>
+          <w:rStyle w:val="SpecialCharTok"/>
+        </w:rPr>
+        <w:t xml:space="preserve">==</w:t>
+      </w:r>
+      <w:r>
+        <w:rPr>
+          <w:rStyle w:val="NormalTok"/>
+        </w:rPr>
+        <w:t xml:space="preserve"> </w:t>
+      </w:r>
+      <w:r>
+        <w:rPr>
+          <w:rStyle w:val="DecValTok"/>
+        </w:rPr>
+        <w:t xml:space="preserve">100</w:t>
+      </w:r>
+      <w:r>
+        <w:rPr>
+          <w:rStyle w:val="NormalTok"/>
+        </w:rPr>
+        <w:t xml:space="preserve"> ) </w:t>
+      </w:r>
+      <w:r>
+        <w:rPr>
+          <w:rStyle w:val="SpecialCharTok"/>
+        </w:rPr>
+        <w:t xml:space="preserve">/</w:t>
+      </w:r>
+      <w:r>
+        <w:rPr>
+          <w:rStyle w:val="NormalTok"/>
+        </w:rPr>
+        <w:t xml:space="preserve"> </w:t>
+      </w:r>
+      <w:r>
+        <w:rPr>
+          <w:rStyle w:val="FunctionTok"/>
+        </w:rPr>
+        <w:t xml:space="preserve">length</w:t>
+      </w:r>
+      <w:r>
+        <w:rPr>
+          <w:rStyle w:val="NormalTok"/>
+        </w:rPr>
+        <w:t xml:space="preserve">( meap01</w:t>
+      </w:r>
+      <w:r>
+        <w:rPr>
+          <w:rStyle w:val="SpecialCharTok"/>
+        </w:rPr>
+        <w:t xml:space="preserve">$</w:t>
+      </w:r>
+      <w:r>
+        <w:rPr>
+          <w:rStyle w:val="NormalTok"/>
+        </w:rPr>
+        <w:t xml:space="preserve">math4 ) </w:t>
+      </w:r>
+      <w:r>
+        <w:rPr>
+          <w:rStyle w:val="SpecialCharTok"/>
+        </w:rPr>
+        <w:t xml:space="preserve">*</w:t>
+      </w:r>
+      <w:r>
+        <w:rPr>
+          <w:rStyle w:val="NormalTok"/>
+        </w:rPr>
+        <w:t xml:space="preserve"> </w:t>
+      </w:r>
+      <w:r>
+        <w:rPr>
+          <w:rStyle w:val="DecValTok"/>
+        </w:rPr>
+        <w:t xml:space="preserve">100</w:t>
+      </w:r>
+    </w:p>
+    <w:p>
+      <w:pPr>
+        <w:pStyle w:val="SourceCode"/>
+      </w:pPr>
+      <w:r>
+        <w:rPr>
+          <w:rStyle w:val="VerbatimChar"/>
+        </w:rPr>
+        <w:t xml:space="preserve">## [1] 2.084476</w:t>
+      </w:r>
+    </w:p>
+    <w:p>
+      <w:pPr>
+        <w:pStyle w:val="FirstParagraph"/>
+      </w:pPr>
+      <w:r>
+        <w:rPr>
+          <w:b/>
+          <w:bCs/>
+        </w:rPr>
+        <w:t xml:space="preserve">Answer:</w:t>
+      </w:r>
+      <w:r>
+        <w:t xml:space="preserve"> </w:t>
+      </w:r>
+      <w:r>
+        <w:t xml:space="preserve">The number of schools with a perfect pass rate is 38. This only accounts for 2.08 percent of all schools in the dataset.</w:t>
+      </w:r>
+    </w:p>
+    <w:bookmarkEnd w:id="23"/>
+    <w:bookmarkStart w:id="24" w:name="X9b999907cb262fb1044ea5451b3e15a356e83f1"/>
+    <w:p>
+      <w:pPr>
+        <w:pStyle w:val="Heading3"/>
+      </w:pPr>
+      <w:r>
+        <w:t xml:space="preserve">(iv) Compare the average pass rates for the math and reading scores. Which test is harder to pass?</w:t>
+      </w:r>
+    </w:p>
+    <w:p>
+      <w:pPr>
+        <w:pStyle w:val="SourceCode"/>
+      </w:pPr>
+      <w:r>
+        <w:rPr>
+          <w:rStyle w:val="FunctionTok"/>
+        </w:rPr>
+        <w:t xml:space="preserve">mean</w:t>
+      </w:r>
+      <w:r>
+        <w:rPr>
+          <w:rStyle w:val="NormalTok"/>
+        </w:rPr>
+        <w:t xml:space="preserve">( meap01</w:t>
+      </w:r>
+      <w:r>
+        <w:rPr>
+          <w:rStyle w:val="SpecialCharTok"/>
+        </w:rPr>
+        <w:t xml:space="preserve">$</w:t>
+      </w:r>
+      <w:r>
+        <w:rPr>
+          <w:rStyle w:val="NormalTok"/>
+        </w:rPr>
+        <w:t xml:space="preserve">math4 )</w:t>
+      </w:r>
+    </w:p>
+    <w:p>
+      <w:pPr>
+        <w:pStyle w:val="SourceCode"/>
+      </w:pPr>
+      <w:r>
+        <w:rPr>
+          <w:rStyle w:val="VerbatimChar"/>
+        </w:rPr>
+        <w:t xml:space="preserve">## [1] 71.909</w:t>
+      </w:r>
+    </w:p>
+    <w:p>
+      <w:pPr>
+        <w:pStyle w:val="FirstParagraph"/>
+      </w:pPr>
+      <w:r>
+        <w:t xml:space="preserve">Now it’s your turn. In the chunk below, copy the line above and change math4 to read4.</w:t>
+      </w:r>
+    </w:p>
+    <w:p>
+      <w:pPr>
+        <w:pStyle w:val="SourceCode"/>
+      </w:pPr>
+      <w:r>
+        <w:rPr>
+          <w:rStyle w:val="CommentTok"/>
+        </w:rPr>
+        <w:t xml:space="preserve"># Your turn: copy the line above and change math4 to read4</w:t>
+      </w:r>
+      <w:r>
+        <w:br/>
+      </w:r>
+      <w:r>
+        <w:rPr>
+          <w:rStyle w:val="FunctionTok"/>
+        </w:rPr>
+        <w:t xml:space="preserve">mean</w:t>
+      </w:r>
+      <w:r>
+        <w:rPr>
+          <w:rStyle w:val="NormalTok"/>
+        </w:rPr>
+        <w:t xml:space="preserve">( meap01</w:t>
+      </w:r>
+      <w:r>
+        <w:rPr>
+          <w:rStyle w:val="SpecialCharTok"/>
+        </w:rPr>
+        <w:t xml:space="preserve">$</w:t>
+      </w:r>
+      <w:r>
+        <w:rPr>
+          <w:rStyle w:val="NormalTok"/>
+        </w:rPr>
+        <w:t xml:space="preserve">read4 )</w:t>
+      </w:r>
+    </w:p>
+    <w:p>
+      <w:pPr>
+        <w:pStyle w:val="SourceCode"/>
+      </w:pPr>
+      <w:r>
+        <w:rPr>
+          <w:rStyle w:val="VerbatimChar"/>
+        </w:rPr>
+        <w:t xml:space="preserve">## [1] 60.06188</w:t>
+      </w:r>
+    </w:p>
+    <w:p>
+      <w:pPr>
+        <w:pStyle w:val="FirstParagraph"/>
+      </w:pPr>
+      <w:r>
+        <w:rPr>
+          <w:b/>
+          <w:bCs/>
+        </w:rPr>
+        <w:t xml:space="preserve">Answer:</w:t>
+      </w:r>
+      <w:r>
+        <w:t xml:space="preserve"> </w:t>
+      </w:r>
+      <w:r>
+        <w:t xml:space="preserve">According to the average test scores for both, the reading test is harder to pass</w:t>
+      </w:r>
+    </w:p>
+    <w:bookmarkEnd w:id="24"/>
+    <w:bookmarkStart w:id="25" w:name="X20ca32f9397bcf752ef883fda91a1d45a0bfea3"/>
+    <w:p>
+      <w:pPr>
+        <w:pStyle w:val="Heading3"/>
+      </w:pPr>
+      <w:r>
+        <w:t xml:space="preserve">(v) Find the correlation between</w:t>
+      </w:r>
+      <w:r>
+        <w:t xml:space="preserve"> </w:t>
+      </w:r>
+      <w:r>
+        <w:rPr>
+          <w:i/>
+          <w:iCs/>
+        </w:rPr>
+        <w:t xml:space="preserve">math4</w:t>
+      </w:r>
+      <w:r>
+        <w:t xml:space="preserve"> </w:t>
+      </w:r>
+      <w:r>
+        <w:t xml:space="preserve">and</w:t>
+      </w:r>
+      <w:r>
+        <w:t xml:space="preserve"> </w:t>
+      </w:r>
+      <w:r>
+        <w:rPr>
+          <w:i/>
+          <w:iCs/>
+        </w:rPr>
+        <w:t xml:space="preserve">read4</w:t>
+      </w:r>
+      <w:r>
+        <w:t xml:space="preserve">. What do you conclude?</w:t>
+      </w:r>
+    </w:p>
+    <w:p>
+      <w:pPr>
+        <w:pStyle w:val="FirstParagraph"/>
+      </w:pPr>
+      <w:r>
+        <w:t xml:space="preserve">Correlation command is cor().</w:t>
+      </w:r>
+    </w:p>
+    <w:p>
+      <w:pPr>
+        <w:pStyle w:val="SourceCode"/>
+      </w:pPr>
+      <w:r>
+        <w:rPr>
+          <w:rStyle w:val="FunctionTok"/>
+        </w:rPr>
+        <w:t xml:space="preserve">cor</w:t>
+      </w:r>
+      <w:r>
+        <w:rPr>
+          <w:rStyle w:val="NormalTok"/>
+        </w:rPr>
+        <w:t xml:space="preserve">( meap01</w:t>
+      </w:r>
+      <w:r>
+        <w:rPr>
+          <w:rStyle w:val="SpecialCharTok"/>
+        </w:rPr>
+        <w:t xml:space="preserve">$</w:t>
+      </w:r>
+      <w:r>
+        <w:rPr>
+          <w:rStyle w:val="NormalTok"/>
+        </w:rPr>
+        <w:t xml:space="preserve">math4, meap01</w:t>
+      </w:r>
+      <w:r>
+        <w:rPr>
+          <w:rStyle w:val="SpecialCharTok"/>
+        </w:rPr>
+        <w:t xml:space="preserve">$</w:t>
+      </w:r>
+      <w:r>
+        <w:rPr>
+          <w:rStyle w:val="NormalTok"/>
+        </w:rPr>
+        <w:t xml:space="preserve">read4 )</w:t>
+      </w:r>
+    </w:p>
+    <w:p>
+      <w:pPr>
+        <w:pStyle w:val="SourceCode"/>
+      </w:pPr>
+      <w:r>
+        <w:rPr>
+          <w:rStyle w:val="VerbatimChar"/>
+        </w:rPr>
+        <w:t xml:space="preserve">## [1] 0.8427281</w:t>
+      </w:r>
+    </w:p>
+    <w:p>
+      <w:pPr>
+        <w:pStyle w:val="FirstParagraph"/>
+      </w:pPr>
+      <w:r>
+        <w:rPr>
+          <w:b/>
+          <w:bCs/>
+        </w:rPr>
+        <w:t xml:space="preserve">Answer:</w:t>
+      </w:r>
+      <w:r>
+        <w:t xml:space="preserve"> </w:t>
+      </w:r>
+      <w:r>
+        <w:t xml:space="preserve">The correlation of the math and reading scores is 0.84, meaning that they are strongly correlated and those who do well on one of them is likely to do well on the other test.</w:t>
+      </w:r>
+    </w:p>
+    <w:bookmarkEnd w:id="25"/>
+    <w:bookmarkStart w:id="26" w:name="X2f00c95397bbbe87d956ef73791c594bbe5bdbf"/>
+    <w:p>
+      <w:pPr>
+        <w:pStyle w:val="Heading3"/>
+      </w:pPr>
+      <w:r>
+        <w:t xml:space="preserve">(vii) Suppose School A spends $6,000 per student and School B spends $5,500 per student. By what percentage does School A’s spending exceed School B’s? Compare this to 100[log(6,000)-log(5,500)], which is the approximation percentage difference based on the difference in the natural logs.</w:t>
+      </w:r>
+    </w:p>
+    <w:p>
+      <w:pPr>
+        <w:pStyle w:val="FirstParagraph"/>
+      </w:pPr>
+      <w:r>
+        <w:t xml:space="preserve">The first line below calculates the exact percentage difference. In R the command for natural log is log(), so the second line calculates the log approximation.</w:t>
+      </w:r>
+    </w:p>
+    <w:p>
+      <w:pPr>
+        <w:pStyle w:val="SourceCode"/>
+      </w:pPr>
+      <w:r>
+        <w:rPr>
+          <w:rStyle w:val="NormalTok"/>
+        </w:rPr>
+        <w:t xml:space="preserve">( </w:t>
+      </w:r>
+      <w:r>
+        <w:rPr>
+          <w:rStyle w:val="DecValTok"/>
+        </w:rPr>
+        <w:t xml:space="preserve">6000</w:t>
+      </w:r>
+      <w:r>
+        <w:rPr>
+          <w:rStyle w:val="NormalTok"/>
+        </w:rPr>
+        <w:t xml:space="preserve"> </w:t>
+      </w:r>
+      <w:r>
+        <w:rPr>
+          <w:rStyle w:val="SpecialCharTok"/>
+        </w:rPr>
+        <w:t xml:space="preserve">-</w:t>
+      </w:r>
+      <w:r>
+        <w:rPr>
+          <w:rStyle w:val="NormalTok"/>
+        </w:rPr>
+        <w:t xml:space="preserve"> </w:t>
+      </w:r>
+      <w:r>
+        <w:rPr>
+          <w:rStyle w:val="DecValTok"/>
+        </w:rPr>
+        <w:t xml:space="preserve">5500</w:t>
+      </w:r>
+      <w:r>
+        <w:rPr>
+          <w:rStyle w:val="NormalTok"/>
+        </w:rPr>
+        <w:t xml:space="preserve"> ) </w:t>
+      </w:r>
+      <w:r>
+        <w:rPr>
+          <w:rStyle w:val="SpecialCharTok"/>
+        </w:rPr>
+        <w:t xml:space="preserve">/</w:t>
+      </w:r>
+      <w:r>
+        <w:rPr>
+          <w:rStyle w:val="NormalTok"/>
+        </w:rPr>
+        <w:t xml:space="preserve"> </w:t>
+      </w:r>
+      <w:r>
+        <w:rPr>
+          <w:rStyle w:val="DecValTok"/>
+        </w:rPr>
+        <w:t xml:space="preserve">5500</w:t>
+      </w:r>
+      <w:r>
+        <w:rPr>
+          <w:rStyle w:val="NormalTok"/>
+        </w:rPr>
+        <w:t xml:space="preserve"> </w:t>
+      </w:r>
+      <w:r>
+        <w:rPr>
+          <w:rStyle w:val="SpecialCharTok"/>
+        </w:rPr>
+        <w:t xml:space="preserve">*</w:t>
+      </w:r>
+      <w:r>
+        <w:rPr>
+          <w:rStyle w:val="NormalTok"/>
+        </w:rPr>
+        <w:t xml:space="preserve"> </w:t>
+      </w:r>
+      <w:r>
+        <w:rPr>
+          <w:rStyle w:val="DecValTok"/>
+        </w:rPr>
+        <w:t xml:space="preserve">100</w:t>
+      </w:r>
+    </w:p>
+    <w:p>
+      <w:pPr>
+        <w:pStyle w:val="SourceCode"/>
+      </w:pPr>
+      <w:r>
+        <w:rPr>
+          <w:rStyle w:val="VerbatimChar"/>
+        </w:rPr>
+        <w:t xml:space="preserve">## [1] 9.090909</w:t>
+      </w:r>
+    </w:p>
+    <w:p>
+      <w:pPr>
+        <w:pStyle w:val="SourceCode"/>
+      </w:pPr>
+      <w:r>
+        <w:rPr>
+          <w:rStyle w:val="DecValTok"/>
+        </w:rPr>
+        <w:t xml:space="preserve">100</w:t>
+      </w:r>
+      <w:r>
+        <w:rPr>
+          <w:rStyle w:val="NormalTok"/>
+        </w:rPr>
+        <w:t xml:space="preserve"> </w:t>
+      </w:r>
+      <w:r>
+        <w:rPr>
+          <w:rStyle w:val="SpecialCharTok"/>
+        </w:rPr>
+        <w:t xml:space="preserve">*</w:t>
+      </w:r>
+      <w:r>
+        <w:rPr>
+          <w:rStyle w:val="NormalTok"/>
+        </w:rPr>
+        <w:t xml:space="preserve"> ( </w:t>
+      </w:r>
+      <w:r>
+        <w:rPr>
+          <w:rStyle w:val="FunctionTok"/>
+        </w:rPr>
+        <w:t xml:space="preserve">log</w:t>
+      </w:r>
+      <w:r>
+        <w:rPr>
+          <w:rStyle w:val="NormalTok"/>
+        </w:rPr>
+        <w:t xml:space="preserve">(</w:t>
+      </w:r>
+      <w:r>
+        <w:rPr>
+          <w:rStyle w:val="DecValTok"/>
+        </w:rPr>
+        <w:t xml:space="preserve">6000</w:t>
+      </w:r>
+      <w:r>
+        <w:rPr>
+          <w:rStyle w:val="NormalTok"/>
+        </w:rPr>
+        <w:t xml:space="preserve">) </w:t>
+      </w:r>
+      <w:r>
+        <w:rPr>
+          <w:rStyle w:val="SpecialCharTok"/>
+        </w:rPr>
+        <w:t xml:space="preserve">-</w:t>
+      </w:r>
+      <w:r>
+        <w:rPr>
+          <w:rStyle w:val="NormalTok"/>
+        </w:rPr>
+        <w:t xml:space="preserve"> </w:t>
+      </w:r>
+      <w:r>
+        <w:rPr>
+          <w:rStyle w:val="FunctionTok"/>
+        </w:rPr>
+        <w:t xml:space="preserve">log</w:t>
+      </w:r>
+      <w:r>
+        <w:rPr>
+          <w:rStyle w:val="NormalTok"/>
+        </w:rPr>
+        <w:t xml:space="preserve">(</w:t>
+      </w:r>
+      <w:r>
+        <w:rPr>
+          <w:rStyle w:val="DecValTok"/>
+        </w:rPr>
+        <w:t xml:space="preserve">5500</w:t>
+      </w:r>
+      <w:r>
+        <w:rPr>
+          <w:rStyle w:val="NormalTok"/>
+        </w:rPr>
+        <w:t xml:space="preserve">) )</w:t>
+      </w:r>
+    </w:p>
+    <w:p>
+      <w:pPr>
+        <w:pStyle w:val="SourceCode"/>
+      </w:pPr>
+      <w:r>
+        <w:rPr>
+          <w:rStyle w:val="VerbatimChar"/>
+        </w:rPr>
+        <w:t xml:space="preserve">## [1] 8.701138</w:t>
+      </w:r>
+    </w:p>
+    <w:p>
+      <w:pPr>
+        <w:pStyle w:val="FirstParagraph"/>
+      </w:pPr>
+      <w:r>
+        <w:rPr>
+          <w:b/>
+          <w:bCs/>
+        </w:rPr>
+        <w:t xml:space="preserve">Answer:</w:t>
+      </w:r>
+      <w:r>
+        <w:t xml:space="preserve"> </w:t>
+      </w:r>
+      <w:r>
+        <w:t xml:space="preserve">The spending for school A exceeds the spending for school B by 9.09%. This is close to the log approximation, which is 8.70%</w:t>
       </w:r>
     </w:p>
     <w:p>
@@ -1458,24 +2350,24 @@
         </w:pict>
       </w:r>
     </w:p>
-    <w:bookmarkEnd w:id="19"/>
-    <w:bookmarkEnd w:id="20"/>
-    <w:bookmarkStart w:id="26" w:name="X7a4f7185c36e1b98abf9c2d2546bc549bd25dca"/>
+    <w:bookmarkEnd w:id="26"/>
+    <w:bookmarkEnd w:id="27"/>
+    <w:bookmarkStart w:id="32" w:name="X13be1436cbd4d101b4bc331d946c8545b3bef18"/>
     <w:p>
       <w:pPr>
         <w:pStyle w:val="Heading2"/>
       </w:pPr>
       <w:r>
-        <w:t xml:space="preserve">C3 The data in MEAP01 are for the state of Michigan in the year 2001. Use these data to answer the following questions.</w:t>
-      </w:r>
-    </w:p>
-    <w:bookmarkStart w:id="21" w:name="X9133b70ec2b5794f279a070c71eaf1010f4d693"/>
+        <w:t xml:space="preserve">C4 The data in JTRAIN2 come from a job training experiment conducted for low-income men during 1976-1977; see Lalonde (1986).</w:t>
+      </w:r>
+    </w:p>
+    <w:bookmarkStart w:id="28" w:name="Xfaeee02bce71627966629a30791ed2d9e61123d"/>
     <w:p>
       <w:pPr>
         <w:pStyle w:val="Heading3"/>
       </w:pPr>
       <w:r>
-        <w:t xml:space="preserve">(i) Find the largest and smallest values of</w:t>
+        <w:t xml:space="preserve">(i) Use the indicator variable</w:t>
       </w:r>
       <w:r>
         <w:t xml:space="preserve"> </w:t>
@@ -1485,10 +2377,13 @@
           <w:i/>
           <w:iCs/>
         </w:rPr>
-        <w:t xml:space="preserve">math4</w:t>
-      </w:r>
-      <w:r>
-        <w:t xml:space="preserve">. Does the range make sense? Explain.</w:t>
+        <w:t xml:space="preserve">train</w:t>
+      </w:r>
+      <w:r>
+        <w:t xml:space="preserve"> </w:t>
+      </w:r>
+      <w:r>
+        <w:t xml:space="preserve">to determine the fraction of men receiving job training.</w:t>
       </w:r>
     </w:p>
     <w:p>
@@ -1496,7 +2391,23 @@
         <w:pStyle w:val="FirstParagraph"/>
       </w:pPr>
       <w:r>
-        <w:t xml:space="preserve">You can use the summary() command.</w:t>
+        <w:t xml:space="preserve">The variable</w:t>
+      </w:r>
+      <w:r>
+        <w:t xml:space="preserve"> </w:t>
+      </w:r>
+      <w:r>
+        <w:rPr>
+          <w:i/>
+          <w:iCs/>
+        </w:rPr>
+        <w:t xml:space="preserve">train</w:t>
+      </w:r>
+      <w:r>
+        <w:t xml:space="preserve"> </w:t>
+      </w:r>
+      <w:r>
+        <w:t xml:space="preserve">is binary (1 if the man received job training, 0 if not), so its average is the fraction of men who received training.</w:t>
       </w:r>
     </w:p>
     <w:p>
@@ -1507,13 +2418,13 @@
         <w:rPr>
           <w:rStyle w:val="FunctionTok"/>
         </w:rPr>
-        <w:t xml:space="preserve">summary</w:t>
-      </w:r>
-      <w:r>
-        <w:rPr>
-          <w:rStyle w:val="NormalTok"/>
-        </w:rPr>
-        <w:t xml:space="preserve">( meap01</w:t>
+        <w:t xml:space="preserve">mean</w:t>
+      </w:r>
+      <w:r>
+        <w:rPr>
+          <w:rStyle w:val="NormalTok"/>
+        </w:rPr>
+        <w:t xml:space="preserve">( jtrain2</w:t>
       </w:r>
       <w:r>
         <w:rPr>
@@ -1525,7 +2436,7 @@
         <w:rPr>
           <w:rStyle w:val="NormalTok"/>
         </w:rPr>
-        <w:t xml:space="preserve">math4 )</w:t>
+        <w:t xml:space="preserve">train )</w:t>
       </w:r>
     </w:p>
     <w:p>
@@ -1536,16 +2447,7 @@
         <w:rPr>
           <w:rStyle w:val="VerbatimChar"/>
         </w:rPr>
-        <w:t xml:space="preserve">##    Min. 1st Qu.  Median    Mean 3rd Qu.    Max. </w:t>
-      </w:r>
-      <w:r>
-        <w:br/>
-      </w:r>
-      <w:r>
-        <w:rPr>
-          <w:rStyle w:val="VerbatimChar"/>
-        </w:rPr>
-        <w:t xml:space="preserve">##    0.00   61.60   76.40   71.91   87.00  100.00</w:t>
+        <w:t xml:space="preserve">## [1] 0.4157303</w:t>
       </w:r>
     </w:p>
     <w:p>
@@ -1559,15 +2461,53 @@
         </w:rPr>
         <w:t xml:space="preserve">Answer:</w:t>
       </w:r>
-    </w:p>
-    <w:bookmarkEnd w:id="21"/>
-    <w:bookmarkStart w:id="22" w:name="Xf45ae74d8c19d360baf48eae891ea2d439950a4"/>
+      <w:r>
+        <w:t xml:space="preserve"> </w:t>
+      </w:r>
+      <w:r>
+        <w:t xml:space="preserve">The percentage of men that received training is 41 percent.</w:t>
+      </w:r>
+    </w:p>
+    <w:bookmarkEnd w:id="28"/>
+    <w:bookmarkStart w:id="29" w:name="X274565e28b1e7fc806f5b304f1fe3c256d57bfe"/>
     <w:p>
       <w:pPr>
         <w:pStyle w:val="Heading3"/>
       </w:pPr>
       <w:r>
-        <w:t xml:space="preserve">(ii) How many schools have a perfect pass rate on the math test? What percentage is this of the total sample?</w:t>
+        <w:t xml:space="preserve">(ii) The variable</w:t>
+      </w:r>
+      <w:r>
+        <w:t xml:space="preserve"> </w:t>
+      </w:r>
+      <w:r>
+        <w:rPr>
+          <w:i/>
+          <w:iCs/>
+        </w:rPr>
+        <w:t xml:space="preserve">re78</w:t>
+      </w:r>
+      <w:r>
+        <w:t xml:space="preserve"> </w:t>
+      </w:r>
+      <w:r>
+        <w:t xml:space="preserve">is earnings from 1978, measured in thousands of 1982 dollars. Find the averages of</w:t>
+      </w:r>
+      <w:r>
+        <w:t xml:space="preserve"> </w:t>
+      </w:r>
+      <w:r>
+        <w:rPr>
+          <w:i/>
+          <w:iCs/>
+        </w:rPr>
+        <w:t xml:space="preserve">re78</w:t>
+      </w:r>
+      <w:r>
+        <w:t xml:space="preserve"> </w:t>
+      </w:r>
+      <w:r>
+        <w:t xml:space="preserve">for the sample of men receiving job training and the sample not receiving job training. Is the difference economically large?</w:t>
       </w:r>
     </w:p>
     <w:p>
@@ -1575,24 +2515,24 @@
         <w:pStyle w:val="FirstParagraph"/>
       </w:pPr>
       <w:r>
-        <w:t xml:space="preserve">Easiest way is the count() command. Then you can calculate the percentage: the number of schools with a perfect pass rate, divided by the total number of schools, times 100.</w:t>
-      </w:r>
-    </w:p>
-    <w:p>
-      <w:pPr>
-        <w:pStyle w:val="SourceCode"/>
-      </w:pPr>
-      <w:r>
-        <w:rPr>
-          <w:rStyle w:val="NormalTok"/>
-        </w:rPr>
-        <w:t xml:space="preserve">meap01 </w:t>
-      </w:r>
-      <w:r>
-        <w:rPr>
-          <w:rStyle w:val="SpecialCharTok"/>
-        </w:rPr>
-        <w:t xml:space="preserve">|&gt;</w:t>
+        <w:t xml:space="preserve">Here you’ll subset the data again.</w:t>
+      </w:r>
+    </w:p>
+    <w:p>
+      <w:pPr>
+        <w:pStyle w:val="SourceCode"/>
+      </w:pPr>
+      <w:r>
+        <w:rPr>
+          <w:rStyle w:val="NormalTok"/>
+        </w:rPr>
+        <w:t xml:space="preserve">trained </w:t>
+      </w:r>
+      <w:r>
+        <w:rPr>
+          <w:rStyle w:val="OtherTok"/>
+        </w:rPr>
+        <w:t xml:space="preserve">&lt;-</w:t>
       </w:r>
       <w:r>
         <w:rPr>
@@ -1604,13 +2544,70 @@
         <w:rPr>
           <w:rStyle w:val="FunctionTok"/>
         </w:rPr>
-        <w:t xml:space="preserve">count</w:t>
-      </w:r>
-      <w:r>
-        <w:rPr>
-          <w:rStyle w:val="NormalTok"/>
-        </w:rPr>
-        <w:t xml:space="preserve">( math4 </w:t>
+        <w:t xml:space="preserve">subset</w:t>
+      </w:r>
+      <w:r>
+        <w:rPr>
+          <w:rStyle w:val="NormalTok"/>
+        </w:rPr>
+        <w:t xml:space="preserve">( jtrain2, train </w:t>
+      </w:r>
+      <w:r>
+        <w:rPr>
+          <w:rStyle w:val="SpecialCharTok"/>
+        </w:rPr>
+        <w:t xml:space="preserve">&gt;</w:t>
+      </w:r>
+      <w:r>
+        <w:rPr>
+          <w:rStyle w:val="NormalTok"/>
+        </w:rPr>
+        <w:t xml:space="preserve"> </w:t>
+      </w:r>
+      <w:r>
+        <w:rPr>
+          <w:rStyle w:val="DecValTok"/>
+        </w:rPr>
+        <w:t xml:space="preserve">0</w:t>
+      </w:r>
+      <w:r>
+        <w:rPr>
+          <w:rStyle w:val="NormalTok"/>
+        </w:rPr>
+        <w:t xml:space="preserve"> )</w:t>
+      </w:r>
+      <w:r>
+        <w:br/>
+      </w:r>
+      <w:r>
+        <w:rPr>
+          <w:rStyle w:val="NormalTok"/>
+        </w:rPr>
+        <w:t xml:space="preserve">not_trained </w:t>
+      </w:r>
+      <w:r>
+        <w:rPr>
+          <w:rStyle w:val="OtherTok"/>
+        </w:rPr>
+        <w:t xml:space="preserve">&lt;-</w:t>
+      </w:r>
+      <w:r>
+        <w:rPr>
+          <w:rStyle w:val="NormalTok"/>
+        </w:rPr>
+        <w:t xml:space="preserve"> </w:t>
+      </w:r>
+      <w:r>
+        <w:rPr>
+          <w:rStyle w:val="FunctionTok"/>
+        </w:rPr>
+        <w:t xml:space="preserve">subset</w:t>
+      </w:r>
+      <w:r>
+        <w:rPr>
+          <w:rStyle w:val="NormalTok"/>
+        </w:rPr>
+        <w:t xml:space="preserve">(jtrain2, train </w:t>
       </w:r>
       <w:r>
         <w:rPr>
@@ -1628,7 +2625,7 @@
         <w:rPr>
           <w:rStyle w:val="DecValTok"/>
         </w:rPr>
-        <w:t xml:space="preserve">100</w:t>
+        <w:t xml:space="preserve">0</w:t>
       </w:r>
       <w:r>
         <w:rPr>
@@ -1639,149 +2636,106 @@
     </w:p>
     <w:p>
       <w:pPr>
+        <w:pStyle w:val="FirstParagraph"/>
+      </w:pPr>
+      <w:r>
+        <w:t xml:space="preserve">Then you take the mean of</w:t>
+      </w:r>
+      <w:r>
+        <w:t xml:space="preserve"> </w:t>
+      </w:r>
+      <w:r>
+        <w:rPr>
+          <w:i/>
+          <w:iCs/>
+        </w:rPr>
+        <w:t xml:space="preserve">re78</w:t>
+      </w:r>
+      <w:r>
+        <w:t xml:space="preserve"> </w:t>
+      </w:r>
+      <w:r>
+        <w:t xml:space="preserve">for each group.</w:t>
+      </w:r>
+    </w:p>
+    <w:p>
+      <w:pPr>
+        <w:pStyle w:val="SourceCode"/>
+      </w:pPr>
+      <w:r>
+        <w:rPr>
+          <w:rStyle w:val="FunctionTok"/>
+        </w:rPr>
+        <w:t xml:space="preserve">mean</w:t>
+      </w:r>
+      <w:r>
+        <w:rPr>
+          <w:rStyle w:val="NormalTok"/>
+        </w:rPr>
+        <w:t xml:space="preserve">( trained</w:t>
+      </w:r>
+      <w:r>
+        <w:rPr>
+          <w:rStyle w:val="SpecialCharTok"/>
+        </w:rPr>
+        <w:t xml:space="preserve">$</w:t>
+      </w:r>
+      <w:r>
+        <w:rPr>
+          <w:rStyle w:val="NormalTok"/>
+        </w:rPr>
+        <w:t xml:space="preserve">re78 )</w:t>
+      </w:r>
+    </w:p>
+    <w:p>
+      <w:pPr>
         <w:pStyle w:val="SourceCode"/>
       </w:pPr>
       <w:r>
         <w:rPr>
           <w:rStyle w:val="VerbatimChar"/>
         </w:rPr>
-        <w:t xml:space="preserve">##   math4 == 100    n</w:t>
-      </w:r>
-      <w:r>
-        <w:br/>
-      </w:r>
+        <w:t xml:space="preserve">## [1] 6.349145</w:t>
+      </w:r>
+    </w:p>
+    <w:p>
+      <w:pPr>
+        <w:pStyle w:val="SourceCode"/>
+      </w:pPr>
+      <w:r>
+        <w:rPr>
+          <w:rStyle w:val="FunctionTok"/>
+        </w:rPr>
+        <w:t xml:space="preserve">mean</w:t>
+      </w:r>
+      <w:r>
+        <w:rPr>
+          <w:rStyle w:val="NormalTok"/>
+        </w:rPr>
+        <w:t xml:space="preserve">( not_trained</w:t>
+      </w:r>
+      <w:r>
+        <w:rPr>
+          <w:rStyle w:val="SpecialCharTok"/>
+        </w:rPr>
+        <w:t xml:space="preserve">$</w:t>
+      </w:r>
+      <w:r>
+        <w:rPr>
+          <w:rStyle w:val="NormalTok"/>
+        </w:rPr>
+        <w:t xml:space="preserve">re78 )</w:t>
+      </w:r>
+    </w:p>
+    <w:p>
+      <w:pPr>
+        <w:pStyle w:val="SourceCode"/>
+      </w:pPr>
       <w:r>
         <w:rPr>
           <w:rStyle w:val="VerbatimChar"/>
         </w:rPr>
-        <w:t xml:space="preserve">## 1        FALSE 1785</w:t>
-      </w:r>
-      <w:r>
-        <w:br/>
-      </w:r>
-      <w:r>
-        <w:rPr>
-          <w:rStyle w:val="VerbatimChar"/>
-        </w:rPr>
-        <w:t xml:space="preserve">## 2         TRUE   38</w:t>
-      </w:r>
-    </w:p>
-    <w:p>
-      <w:pPr>
-        <w:pStyle w:val="SourceCode"/>
-      </w:pPr>
-      <w:r>
-        <w:rPr>
-          <w:rStyle w:val="FunctionTok"/>
-        </w:rPr>
-        <w:t xml:space="preserve">sum</w:t>
-      </w:r>
-      <w:r>
-        <w:rPr>
-          <w:rStyle w:val="NormalTok"/>
-        </w:rPr>
-        <w:t xml:space="preserve">( meap01</w:t>
-      </w:r>
-      <w:r>
-        <w:rPr>
-          <w:rStyle w:val="SpecialCharTok"/>
-        </w:rPr>
-        <w:t xml:space="preserve">$</w:t>
-      </w:r>
-      <w:r>
-        <w:rPr>
-          <w:rStyle w:val="NormalTok"/>
-        </w:rPr>
-        <w:t xml:space="preserve">math4 </w:t>
-      </w:r>
-      <w:r>
-        <w:rPr>
-          <w:rStyle w:val="SpecialCharTok"/>
-        </w:rPr>
-        <w:t xml:space="preserve">==</w:t>
-      </w:r>
-      <w:r>
-        <w:rPr>
-          <w:rStyle w:val="NormalTok"/>
-        </w:rPr>
-        <w:t xml:space="preserve"> </w:t>
-      </w:r>
-      <w:r>
-        <w:rPr>
-          <w:rStyle w:val="DecValTok"/>
-        </w:rPr>
-        <w:t xml:space="preserve">100</w:t>
-      </w:r>
-      <w:r>
-        <w:rPr>
-          <w:rStyle w:val="NormalTok"/>
-        </w:rPr>
-        <w:t xml:space="preserve"> ) </w:t>
-      </w:r>
-      <w:r>
-        <w:rPr>
-          <w:rStyle w:val="SpecialCharTok"/>
-        </w:rPr>
-        <w:t xml:space="preserve">/</w:t>
-      </w:r>
-      <w:r>
-        <w:rPr>
-          <w:rStyle w:val="NormalTok"/>
-        </w:rPr>
-        <w:t xml:space="preserve"> </w:t>
-      </w:r>
-      <w:r>
-        <w:rPr>
-          <w:rStyle w:val="FunctionTok"/>
-        </w:rPr>
-        <w:t xml:space="preserve">length</w:t>
-      </w:r>
-      <w:r>
-        <w:rPr>
-          <w:rStyle w:val="NormalTok"/>
-        </w:rPr>
-        <w:t xml:space="preserve">( meap01</w:t>
-      </w:r>
-      <w:r>
-        <w:rPr>
-          <w:rStyle w:val="SpecialCharTok"/>
-        </w:rPr>
-        <w:t xml:space="preserve">$</w:t>
-      </w:r>
-      <w:r>
-        <w:rPr>
-          <w:rStyle w:val="NormalTok"/>
-        </w:rPr>
-        <w:t xml:space="preserve">math4 ) </w:t>
-      </w:r>
-      <w:r>
-        <w:rPr>
-          <w:rStyle w:val="SpecialCharTok"/>
-        </w:rPr>
-        <w:t xml:space="preserve">*</w:t>
-      </w:r>
-      <w:r>
-        <w:rPr>
-          <w:rStyle w:val="NormalTok"/>
-        </w:rPr>
-        <w:t xml:space="preserve"> </w:t>
-      </w:r>
-      <w:r>
-        <w:rPr>
-          <w:rStyle w:val="DecValTok"/>
-        </w:rPr>
-        <w:t xml:space="preserve">100</w:t>
-      </w:r>
-    </w:p>
-    <w:p>
-      <w:pPr>
-        <w:pStyle w:val="SourceCode"/>
-      </w:pPr>
-      <w:r>
-        <w:rPr>
-          <w:rStyle w:val="VerbatimChar"/>
-        </w:rPr>
-        <w:t xml:space="preserve">## [1] 2.084476</w:t>
+        <w:t xml:space="preserve">## [1] 4.554802</w:t>
       </w:r>
     </w:p>
     <w:p>
@@ -1795,15 +2749,45 @@
         </w:rPr>
         <w:t xml:space="preserve">Answer:</w:t>
       </w:r>
-    </w:p>
-    <w:bookmarkEnd w:id="22"/>
-    <w:bookmarkStart w:id="23" w:name="X9b999907cb262fb1044ea5451b3e15a356e83f1"/>
+      <w:r>
+        <w:t xml:space="preserve"> </w:t>
+      </w:r>
+      <w:r>
+        <w:t xml:space="preserve">The average earnings of men in 1978 who receive job training is 6.35 while the average of earnings of men who do not receive job training is 4.55.</w:t>
+      </w:r>
+    </w:p>
+    <w:bookmarkEnd w:id="29"/>
+    <w:bookmarkStart w:id="30" w:name="X27d7f8e39dd7f1ef726b0063e9532aae88a747c"/>
     <w:p>
       <w:pPr>
         <w:pStyle w:val="Heading3"/>
       </w:pPr>
       <w:r>
-        <w:t xml:space="preserve">(iv) Compare the average pass rates for the math and reading scores. Which test is harder to pass?</w:t>
+        <w:t xml:space="preserve">(iii) The variable</w:t>
+      </w:r>
+      <w:r>
+        <w:t xml:space="preserve"> </w:t>
+      </w:r>
+      <w:r>
+        <w:rPr>
+          <w:i/>
+          <w:iCs/>
+        </w:rPr>
+        <w:t xml:space="preserve">unem78</w:t>
+      </w:r>
+      <w:r>
+        <w:t xml:space="preserve"> </w:t>
+      </w:r>
+      <w:r>
+        <w:t xml:space="preserve">is an indicator of whether a man is unemployed or not in 1978. What fraction of the men who received job training are unemployed? What about for men who did not receive job training? Comment on the difference.</w:t>
+      </w:r>
+    </w:p>
+    <w:p>
+      <w:pPr>
+        <w:pStyle w:val="FirstParagraph"/>
+      </w:pPr>
+      <w:r>
+        <w:t xml:space="preserve">Use the trained and not_trained subsets from before.</w:t>
       </w:r>
     </w:p>
     <w:p>
@@ -1820,7 +2804,7 @@
         <w:rPr>
           <w:rStyle w:val="NormalTok"/>
         </w:rPr>
-        <w:t xml:space="preserve">( meap01</w:t>
+        <w:t xml:space="preserve">( trained</w:t>
       </w:r>
       <w:r>
         <w:rPr>
@@ -1832,7 +2816,7 @@
         <w:rPr>
           <w:rStyle w:val="NormalTok"/>
         </w:rPr>
-        <w:t xml:space="preserve">math4 )</w:t>
+        <w:t xml:space="preserve">unem78 )</w:t>
       </w:r>
     </w:p>
     <w:p>
@@ -1843,7 +2827,7 @@
         <w:rPr>
           <w:rStyle w:val="VerbatimChar"/>
         </w:rPr>
-        <w:t xml:space="preserve">## [1] 71.909</w:t>
+        <w:t xml:space="preserve">## [1] 0.2432432</w:t>
       </w:r>
     </w:p>
     <w:p>
@@ -1851,7 +2835,7 @@
         <w:pStyle w:val="FirstParagraph"/>
       </w:pPr>
       <w:r>
-        <w:t xml:space="preserve">Now it’s your turn. In the chunk below, copy the line above and change math4 to read4.</w:t>
+        <w:t xml:space="preserve">Now it’s your turn. In the chunk below, copy the line above and change trained to not_trained.</w:t>
       </w:r>
     </w:p>
     <w:p>
@@ -1862,7 +2846,45 @@
         <w:rPr>
           <w:rStyle w:val="CommentTok"/>
         </w:rPr>
-        <w:t xml:space="preserve"># Your turn: copy the line above and change math4 to read4</w:t>
+        <w:t xml:space="preserve"># Your turn: copy the line above and change trained to not_trained</w:t>
+      </w:r>
+      <w:r>
+        <w:br/>
+      </w:r>
+      <w:r>
+        <w:rPr>
+          <w:rStyle w:val="FunctionTok"/>
+        </w:rPr>
+        <w:t xml:space="preserve">mean</w:t>
+      </w:r>
+      <w:r>
+        <w:rPr>
+          <w:rStyle w:val="NormalTok"/>
+        </w:rPr>
+        <w:t xml:space="preserve">( not_trained</w:t>
+      </w:r>
+      <w:r>
+        <w:rPr>
+          <w:rStyle w:val="SpecialCharTok"/>
+        </w:rPr>
+        <w:t xml:space="preserve">$</w:t>
+      </w:r>
+      <w:r>
+        <w:rPr>
+          <w:rStyle w:val="NormalTok"/>
+        </w:rPr>
+        <w:t xml:space="preserve">unem78)</w:t>
+      </w:r>
+    </w:p>
+    <w:p>
+      <w:pPr>
+        <w:pStyle w:val="SourceCode"/>
+      </w:pPr>
+      <w:r>
+        <w:rPr>
+          <w:rStyle w:val="VerbatimChar"/>
+        </w:rPr>
+        <w:t xml:space="preserve">## [1] 0.3538462</w:t>
       </w:r>
     </w:p>
     <w:p>
@@ -1876,104 +2898,21 @@
         </w:rPr>
         <w:t xml:space="preserve">Answer:</w:t>
       </w:r>
-    </w:p>
-    <w:bookmarkEnd w:id="23"/>
-    <w:bookmarkStart w:id="24" w:name="X20ca32f9397bcf752ef883fda91a1d45a0bfea3"/>
+      <w:r>
+        <w:t xml:space="preserve"> </w:t>
+      </w:r>
+      <w:r>
+        <w:t xml:space="preserve">The fraction of men that receive job training that are unemployed is 0.24 while th e fraction of men that do not receive job training and that are unemployed is 0.35</w:t>
+      </w:r>
+    </w:p>
+    <w:bookmarkEnd w:id="30"/>
+    <w:bookmarkStart w:id="31" w:name="X6179bb7e39d9f02dda2a37c4c798190b6ea2019"/>
     <w:p>
       <w:pPr>
         <w:pStyle w:val="Heading3"/>
       </w:pPr>
       <w:r>
-        <w:t xml:space="preserve">(v) Find the correlation between</w:t>
-      </w:r>
-      <w:r>
-        <w:t xml:space="preserve"> </w:t>
-      </w:r>
-      <w:r>
-        <w:rPr>
-          <w:i/>
-          <w:iCs/>
-        </w:rPr>
-        <w:t xml:space="preserve">math4</w:t>
-      </w:r>
-      <w:r>
-        <w:t xml:space="preserve"> </w:t>
-      </w:r>
-      <w:r>
-        <w:t xml:space="preserve">and</w:t>
-      </w:r>
-      <w:r>
-        <w:t xml:space="preserve"> </w:t>
-      </w:r>
-      <w:r>
-        <w:rPr>
-          <w:i/>
-          <w:iCs/>
-        </w:rPr>
-        <w:t xml:space="preserve">read4</w:t>
-      </w:r>
-      <w:r>
-        <w:t xml:space="preserve">. What do you conclude?</w:t>
-      </w:r>
-    </w:p>
-    <w:p>
-      <w:pPr>
-        <w:pStyle w:val="FirstParagraph"/>
-      </w:pPr>
-      <w:r>
-        <w:t xml:space="preserve">Correlation command is cor().</w:t>
-      </w:r>
-    </w:p>
-    <w:p>
-      <w:pPr>
-        <w:pStyle w:val="SourceCode"/>
-      </w:pPr>
-      <w:r>
-        <w:rPr>
-          <w:rStyle w:val="FunctionTok"/>
-        </w:rPr>
-        <w:t xml:space="preserve">cor</w:t>
-      </w:r>
-      <w:r>
-        <w:rPr>
-          <w:rStyle w:val="NormalTok"/>
-        </w:rPr>
-        <w:t xml:space="preserve">( meap01</w:t>
-      </w:r>
-      <w:r>
-        <w:rPr>
-          <w:rStyle w:val="SpecialCharTok"/>
-        </w:rPr>
-        <w:t xml:space="preserve">$</w:t>
-      </w:r>
-      <w:r>
-        <w:rPr>
-          <w:rStyle w:val="NormalTok"/>
-        </w:rPr>
-        <w:t xml:space="preserve">math4, meap01</w:t>
-      </w:r>
-      <w:r>
-        <w:rPr>
-          <w:rStyle w:val="SpecialCharTok"/>
-        </w:rPr>
-        <w:t xml:space="preserve">$</w:t>
-      </w:r>
-      <w:r>
-        <w:rPr>
-          <w:rStyle w:val="NormalTok"/>
-        </w:rPr>
-        <w:t xml:space="preserve">read4 )</w:t>
-      </w:r>
-    </w:p>
-    <w:p>
-      <w:pPr>
-        <w:pStyle w:val="SourceCode"/>
-      </w:pPr>
-      <w:r>
-        <w:rPr>
-          <w:rStyle w:val="VerbatimChar"/>
-        </w:rPr>
-        <w:t xml:space="preserve">## [1] 0.8427281</w:t>
+        <w:t xml:space="preserve">(iv) From parts (ii) and (iii), does it appear that the job training program was effective? What would make our conclusions more convincing?</w:t>
       </w:r>
     </w:p>
     <w:p>
@@ -1987,235 +2926,11 @@
         </w:rPr>
         <w:t xml:space="preserve">Answer:</w:t>
       </w:r>
-    </w:p>
-    <w:bookmarkEnd w:id="24"/>
-    <w:bookmarkStart w:id="25" w:name="X2f00c95397bbbe87d956ef73791c594bbe5bdbf"/>
-    <w:p>
-      <w:pPr>
-        <w:pStyle w:val="Heading3"/>
-      </w:pPr>
-      <w:r>
-        <w:t xml:space="preserve">(vii) Suppose School A spends $6,000 per student and School B spends $5,500 per student. By what percentage does School A’s spending exceed School B’s? Compare this to 100[log(6,000)-log(5,500)], which is the approximation percentage difference based on the difference in the natural logs.</w:t>
-      </w:r>
-    </w:p>
-    <w:p>
-      <w:pPr>
-        <w:pStyle w:val="FirstParagraph"/>
-      </w:pPr>
-      <w:r>
-        <w:t xml:space="preserve">The first line below calculates the exact percentage difference. In R the command for natural log is log(), so the second line calculates the log approximation.</w:t>
-      </w:r>
-    </w:p>
-    <w:p>
-      <w:pPr>
-        <w:pStyle w:val="SourceCode"/>
-      </w:pPr>
-      <w:r>
-        <w:rPr>
-          <w:rStyle w:val="NormalTok"/>
-        </w:rPr>
-        <w:t xml:space="preserve">( </w:t>
-      </w:r>
-      <w:r>
-        <w:rPr>
-          <w:rStyle w:val="DecValTok"/>
-        </w:rPr>
-        <w:t xml:space="preserve">6000</w:t>
-      </w:r>
-      <w:r>
-        <w:rPr>
-          <w:rStyle w:val="NormalTok"/>
-        </w:rPr>
-        <w:t xml:space="preserve"> </w:t>
-      </w:r>
-      <w:r>
-        <w:rPr>
-          <w:rStyle w:val="SpecialCharTok"/>
-        </w:rPr>
-        <w:t xml:space="preserve">-</w:t>
-      </w:r>
-      <w:r>
-        <w:rPr>
-          <w:rStyle w:val="NormalTok"/>
-        </w:rPr>
-        <w:t xml:space="preserve"> </w:t>
-      </w:r>
-      <w:r>
-        <w:rPr>
-          <w:rStyle w:val="DecValTok"/>
-        </w:rPr>
-        <w:t xml:space="preserve">5500</w:t>
-      </w:r>
-      <w:r>
-        <w:rPr>
-          <w:rStyle w:val="NormalTok"/>
-        </w:rPr>
-        <w:t xml:space="preserve"> ) </w:t>
-      </w:r>
-      <w:r>
-        <w:rPr>
-          <w:rStyle w:val="SpecialCharTok"/>
-        </w:rPr>
-        <w:t xml:space="preserve">/</w:t>
-      </w:r>
-      <w:r>
-        <w:rPr>
-          <w:rStyle w:val="NormalTok"/>
-        </w:rPr>
-        <w:t xml:space="preserve"> </w:t>
-      </w:r>
-      <w:r>
-        <w:rPr>
-          <w:rStyle w:val="DecValTok"/>
-        </w:rPr>
-        <w:t xml:space="preserve">5500</w:t>
-      </w:r>
-      <w:r>
-        <w:rPr>
-          <w:rStyle w:val="NormalTok"/>
-        </w:rPr>
-        <w:t xml:space="preserve"> </w:t>
-      </w:r>
-      <w:r>
-        <w:rPr>
-          <w:rStyle w:val="SpecialCharTok"/>
-        </w:rPr>
-        <w:t xml:space="preserve">*</w:t>
-      </w:r>
-      <w:r>
-        <w:rPr>
-          <w:rStyle w:val="NormalTok"/>
-        </w:rPr>
-        <w:t xml:space="preserve"> </w:t>
-      </w:r>
-      <w:r>
-        <w:rPr>
-          <w:rStyle w:val="DecValTok"/>
-        </w:rPr>
-        <w:t xml:space="preserve">100</w:t>
-      </w:r>
-    </w:p>
-    <w:p>
-      <w:pPr>
-        <w:pStyle w:val="SourceCode"/>
-      </w:pPr>
-      <w:r>
-        <w:rPr>
-          <w:rStyle w:val="VerbatimChar"/>
-        </w:rPr>
-        <w:t xml:space="preserve">## [1] 9.090909</w:t>
-      </w:r>
-    </w:p>
-    <w:p>
-      <w:pPr>
-        <w:pStyle w:val="SourceCode"/>
-      </w:pPr>
-      <w:r>
-        <w:rPr>
-          <w:rStyle w:val="DecValTok"/>
-        </w:rPr>
-        <w:t xml:space="preserve">100</w:t>
-      </w:r>
-      <w:r>
-        <w:rPr>
-          <w:rStyle w:val="NormalTok"/>
-        </w:rPr>
-        <w:t xml:space="preserve"> </w:t>
-      </w:r>
-      <w:r>
-        <w:rPr>
-          <w:rStyle w:val="SpecialCharTok"/>
-        </w:rPr>
-        <w:t xml:space="preserve">*</w:t>
-      </w:r>
-      <w:r>
-        <w:rPr>
-          <w:rStyle w:val="NormalTok"/>
-        </w:rPr>
-        <w:t xml:space="preserve"> ( </w:t>
-      </w:r>
-      <w:r>
-        <w:rPr>
-          <w:rStyle w:val="FunctionTok"/>
-        </w:rPr>
-        <w:t xml:space="preserve">log</w:t>
-      </w:r>
-      <w:r>
-        <w:rPr>
-          <w:rStyle w:val="NormalTok"/>
-        </w:rPr>
-        <w:t xml:space="preserve">(</w:t>
-      </w:r>
-      <w:r>
-        <w:rPr>
-          <w:rStyle w:val="DecValTok"/>
-        </w:rPr>
-        <w:t xml:space="preserve">6000</w:t>
-      </w:r>
-      <w:r>
-        <w:rPr>
-          <w:rStyle w:val="NormalTok"/>
-        </w:rPr>
-        <w:t xml:space="preserve">) </w:t>
-      </w:r>
-      <w:r>
-        <w:rPr>
-          <w:rStyle w:val="SpecialCharTok"/>
-        </w:rPr>
-        <w:t xml:space="preserve">-</w:t>
-      </w:r>
-      <w:r>
-        <w:rPr>
-          <w:rStyle w:val="NormalTok"/>
-        </w:rPr>
-        <w:t xml:space="preserve"> </w:t>
-      </w:r>
-      <w:r>
-        <w:rPr>
-          <w:rStyle w:val="FunctionTok"/>
-        </w:rPr>
-        <w:t xml:space="preserve">log</w:t>
-      </w:r>
-      <w:r>
-        <w:rPr>
-          <w:rStyle w:val="NormalTok"/>
-        </w:rPr>
-        <w:t xml:space="preserve">(</w:t>
-      </w:r>
-      <w:r>
-        <w:rPr>
-          <w:rStyle w:val="DecValTok"/>
-        </w:rPr>
-        <w:t xml:space="preserve">5500</w:t>
-      </w:r>
-      <w:r>
-        <w:rPr>
-          <w:rStyle w:val="NormalTok"/>
-        </w:rPr>
-        <w:t xml:space="preserve">) )</w:t>
-      </w:r>
-    </w:p>
-    <w:p>
-      <w:pPr>
-        <w:pStyle w:val="SourceCode"/>
-      </w:pPr>
-      <w:r>
-        <w:rPr>
-          <w:rStyle w:val="VerbatimChar"/>
-        </w:rPr>
-        <w:t xml:space="preserve">## [1] 8.701138</w:t>
-      </w:r>
-    </w:p>
-    <w:p>
-      <w:pPr>
-        <w:pStyle w:val="FirstParagraph"/>
-      </w:pPr>
-      <w:r>
-        <w:rPr>
-          <w:b/>
-          <w:bCs/>
-        </w:rPr>
-        <w:t xml:space="preserve">Answer:</w:t>
+      <w:r>
+        <w:t xml:space="preserve"> </w:t>
+      </w:r>
+      <w:r>
+        <w:t xml:space="preserve">From the previous parts, it seems that job training does have a correlation when it comes to better average salaries and better employment rates. Our studies would be more convincing if we were able to find other variables that are related to better outcomes for people with job training.</w:t>
       </w:r>
     </w:p>
     <w:p>
@@ -2225,24 +2940,15 @@
         </w:pict>
       </w:r>
     </w:p>
-    <w:bookmarkEnd w:id="25"/>
-    <w:bookmarkEnd w:id="26"/>
-    <w:bookmarkStart w:id="31" w:name="X13be1436cbd4d101b4bc331d946c8545b3bef18"/>
+    <w:bookmarkEnd w:id="31"/>
+    <w:bookmarkEnd w:id="32"/>
+    <w:bookmarkStart w:id="37" w:name="X2efa3ff0a87ab1252056e3dda1854635e2c2112"/>
     <w:p>
       <w:pPr>
         <w:pStyle w:val="Heading2"/>
       </w:pPr>
       <w:r>
-        <w:t xml:space="preserve">C4 The data in JTRAIN2 come from a job training experiment conducted for low-income men during 1976-1977; see Lalonde (1986).</w:t>
-      </w:r>
-    </w:p>
-    <w:bookmarkStart w:id="27" w:name="Xfaeee02bce71627966629a30791ed2d9e61123d"/>
-    <w:p>
-      <w:pPr>
-        <w:pStyle w:val="Heading3"/>
-      </w:pPr>
-      <w:r>
-        <w:t xml:space="preserve">(i) Use the indicator variable</w:t>
+        <w:t xml:space="preserve">C6 Use the data in COUNTYMURDERS to answer this question. Use only the year 1996. The variable</w:t>
       </w:r>
       <w:r>
         <w:t xml:space="preserve"> </w:t>
@@ -2252,21 +2958,13 @@
           <w:i/>
           <w:iCs/>
         </w:rPr>
-        <w:t xml:space="preserve">train</w:t>
-      </w:r>
-      <w:r>
-        <w:t xml:space="preserve"> </w:t>
-      </w:r>
-      <w:r>
-        <w:t xml:space="preserve">to determine the fraction of men receiving job training.</w:t>
-      </w:r>
-    </w:p>
-    <w:p>
-      <w:pPr>
-        <w:pStyle w:val="FirstParagraph"/>
-      </w:pPr>
-      <w:r>
-        <w:t xml:space="preserve">The variable</w:t>
+        <w:t xml:space="preserve">murders</w:t>
+      </w:r>
+      <w:r>
+        <w:t xml:space="preserve"> </w:t>
+      </w:r>
+      <w:r>
+        <w:t xml:space="preserve">is the number of murders reported in the county. The variable</w:t>
       </w:r>
       <w:r>
         <w:t xml:space="preserve"> </w:t>
@@ -2276,30 +2974,246 @@
           <w:i/>
           <w:iCs/>
         </w:rPr>
-        <w:t xml:space="preserve">train</w:t>
-      </w:r>
-      <w:r>
-        <w:t xml:space="preserve"> </w:t>
-      </w:r>
-      <w:r>
-        <w:t xml:space="preserve">is binary (1 if the man received job training, 0 if not), so its average is the fraction of men who received training.</w:t>
-      </w:r>
-    </w:p>
-    <w:p>
-      <w:pPr>
-        <w:pStyle w:val="SourceCode"/>
-      </w:pPr>
+        <w:t xml:space="preserve">execs</w:t>
+      </w:r>
+      <w:r>
+        <w:t xml:space="preserve"> </w:t>
+      </w:r>
+      <w:r>
+        <w:t xml:space="preserve">is the number of executions that took place of people sentenced to death in the given county. Most states in the United States have the death penalty, but several do not.</w:t>
+      </w:r>
+    </w:p>
+    <w:bookmarkStart w:id="33" w:name="Xecc2adad676d5f0445d7e8321b286f32c9f1750"/>
+    <w:p>
+      <w:pPr>
+        <w:pStyle w:val="Heading3"/>
+      </w:pPr>
+      <w:r>
+        <w:t xml:space="preserve">(i) How many counties are there in the data set? Of these, how many have zero murders? What percentage of counties have zero executions? (Remember, use only the 1996 data.)</w:t>
+      </w:r>
+    </w:p>
+    <w:p>
+      <w:pPr>
+        <w:pStyle w:val="FirstParagraph"/>
+      </w:pPr>
+      <w:r>
+        <w:t xml:space="preserve">First subset the data:</w:t>
+      </w:r>
+    </w:p>
+    <w:p>
+      <w:pPr>
+        <w:pStyle w:val="SourceCode"/>
+      </w:pPr>
+      <w:r>
+        <w:rPr>
+          <w:rStyle w:val="NormalTok"/>
+        </w:rPr>
+        <w:t xml:space="preserve">countymurders96 </w:t>
+      </w:r>
+      <w:r>
+        <w:rPr>
+          <w:rStyle w:val="OtherTok"/>
+        </w:rPr>
+        <w:t xml:space="preserve">&lt;-</w:t>
+      </w:r>
+      <w:r>
+        <w:rPr>
+          <w:rStyle w:val="NormalTok"/>
+        </w:rPr>
+        <w:t xml:space="preserve"> countymurders </w:t>
+      </w:r>
+      <w:r>
+        <w:rPr>
+          <w:rStyle w:val="SpecialCharTok"/>
+        </w:rPr>
+        <w:t xml:space="preserve">|&gt;</w:t>
+      </w:r>
+      <w:r>
+        <w:rPr>
+          <w:rStyle w:val="NormalTok"/>
+        </w:rPr>
+        <w:t xml:space="preserve"> </w:t>
+      </w:r>
       <w:r>
         <w:rPr>
           <w:rStyle w:val="FunctionTok"/>
         </w:rPr>
+        <w:t xml:space="preserve">subset</w:t>
+      </w:r>
+      <w:r>
+        <w:rPr>
+          <w:rStyle w:val="NormalTok"/>
+        </w:rPr>
+        <w:t xml:space="preserve">( year </w:t>
+      </w:r>
+      <w:r>
+        <w:rPr>
+          <w:rStyle w:val="SpecialCharTok"/>
+        </w:rPr>
+        <w:t xml:space="preserve">==</w:t>
+      </w:r>
+      <w:r>
+        <w:rPr>
+          <w:rStyle w:val="NormalTok"/>
+        </w:rPr>
+        <w:t xml:space="preserve"> </w:t>
+      </w:r>
+      <w:r>
+        <w:rPr>
+          <w:rStyle w:val="DecValTok"/>
+        </w:rPr>
+        <w:t xml:space="preserve">1996</w:t>
+      </w:r>
+      <w:r>
+        <w:rPr>
+          <w:rStyle w:val="NormalTok"/>
+        </w:rPr>
+        <w:t xml:space="preserve"> )</w:t>
+      </w:r>
+    </w:p>
+    <w:p>
+      <w:pPr>
+        <w:pStyle w:val="SourceCode"/>
+      </w:pPr>
+      <w:r>
+        <w:rPr>
+          <w:rStyle w:val="FunctionTok"/>
+        </w:rPr>
+        <w:t xml:space="preserve">length</w:t>
+      </w:r>
+      <w:r>
+        <w:rPr>
+          <w:rStyle w:val="NormalTok"/>
+        </w:rPr>
+        <w:t xml:space="preserve">( countymurders96</w:t>
+      </w:r>
+      <w:r>
+        <w:rPr>
+          <w:rStyle w:val="SpecialCharTok"/>
+        </w:rPr>
+        <w:t xml:space="preserve">$</w:t>
+      </w:r>
+      <w:r>
+        <w:rPr>
+          <w:rStyle w:val="NormalTok"/>
+        </w:rPr>
+        <w:t xml:space="preserve">countyid )</w:t>
+      </w:r>
+    </w:p>
+    <w:p>
+      <w:pPr>
+        <w:pStyle w:val="SourceCode"/>
+      </w:pPr>
+      <w:r>
+        <w:rPr>
+          <w:rStyle w:val="VerbatimChar"/>
+        </w:rPr>
+        <w:t xml:space="preserve">## [1] 2197</w:t>
+      </w:r>
+    </w:p>
+    <w:p>
+      <w:pPr>
+        <w:pStyle w:val="SourceCode"/>
+      </w:pPr>
+      <w:r>
+        <w:rPr>
+          <w:rStyle w:val="NormalTok"/>
+        </w:rPr>
+        <w:t xml:space="preserve">countymurders96 </w:t>
+      </w:r>
+      <w:r>
+        <w:rPr>
+          <w:rStyle w:val="SpecialCharTok"/>
+        </w:rPr>
+        <w:t xml:space="preserve">|&gt;</w:t>
+      </w:r>
+      <w:r>
+        <w:rPr>
+          <w:rStyle w:val="NormalTok"/>
+        </w:rPr>
+        <w:t xml:space="preserve"> </w:t>
+      </w:r>
+      <w:r>
+        <w:rPr>
+          <w:rStyle w:val="FunctionTok"/>
+        </w:rPr>
+        <w:t xml:space="preserve">count</w:t>
+      </w:r>
+      <w:r>
+        <w:rPr>
+          <w:rStyle w:val="NormalTok"/>
+        </w:rPr>
+        <w:t xml:space="preserve">( murders </w:t>
+      </w:r>
+      <w:r>
+        <w:rPr>
+          <w:rStyle w:val="SpecialCharTok"/>
+        </w:rPr>
+        <w:t xml:space="preserve">==</w:t>
+      </w:r>
+      <w:r>
+        <w:rPr>
+          <w:rStyle w:val="NormalTok"/>
+        </w:rPr>
+        <w:t xml:space="preserve"> </w:t>
+      </w:r>
+      <w:r>
+        <w:rPr>
+          <w:rStyle w:val="DecValTok"/>
+        </w:rPr>
+        <w:t xml:space="preserve">0</w:t>
+      </w:r>
+      <w:r>
+        <w:rPr>
+          <w:rStyle w:val="NormalTok"/>
+        </w:rPr>
+        <w:t xml:space="preserve"> )</w:t>
+      </w:r>
+    </w:p>
+    <w:p>
+      <w:pPr>
+        <w:pStyle w:val="SourceCode"/>
+      </w:pPr>
+      <w:r>
+        <w:rPr>
+          <w:rStyle w:val="VerbatimChar"/>
+        </w:rPr>
+        <w:t xml:space="preserve">##   murders == 0    n</w:t>
+      </w:r>
+      <w:r>
+        <w:br/>
+      </w:r>
+      <w:r>
+        <w:rPr>
+          <w:rStyle w:val="VerbatimChar"/>
+        </w:rPr>
+        <w:t xml:space="preserve">## 1        FALSE 1146</w:t>
+      </w:r>
+      <w:r>
+        <w:br/>
+      </w:r>
+      <w:r>
+        <w:rPr>
+          <w:rStyle w:val="VerbatimChar"/>
+        </w:rPr>
+        <w:t xml:space="preserve">## 2         TRUE 1051</w:t>
+      </w:r>
+    </w:p>
+    <w:p>
+      <w:pPr>
+        <w:pStyle w:val="SourceCode"/>
+      </w:pPr>
+      <w:r>
+        <w:rPr>
+          <w:rStyle w:val="FunctionTok"/>
+        </w:rPr>
         <w:t xml:space="preserve">mean</w:t>
       </w:r>
       <w:r>
         <w:rPr>
           <w:rStyle w:val="NormalTok"/>
         </w:rPr>
-        <w:t xml:space="preserve">( jtrain2</w:t>
+        <w:t xml:space="preserve">( countymurders96</w:t>
       </w:r>
       <w:r>
         <w:rPr>
@@ -2311,7 +3225,49 @@
         <w:rPr>
           <w:rStyle w:val="NormalTok"/>
         </w:rPr>
-        <w:t xml:space="preserve">train )</w:t>
+        <w:t xml:space="preserve">execs </w:t>
+      </w:r>
+      <w:r>
+        <w:rPr>
+          <w:rStyle w:val="SpecialCharTok"/>
+        </w:rPr>
+        <w:t xml:space="preserve">==</w:t>
+      </w:r>
+      <w:r>
+        <w:rPr>
+          <w:rStyle w:val="NormalTok"/>
+        </w:rPr>
+        <w:t xml:space="preserve"> </w:t>
+      </w:r>
+      <w:r>
+        <w:rPr>
+          <w:rStyle w:val="DecValTok"/>
+        </w:rPr>
+        <w:t xml:space="preserve">0</w:t>
+      </w:r>
+      <w:r>
+        <w:rPr>
+          <w:rStyle w:val="NormalTok"/>
+        </w:rPr>
+        <w:t xml:space="preserve"> ) </w:t>
+      </w:r>
+      <w:r>
+        <w:rPr>
+          <w:rStyle w:val="SpecialCharTok"/>
+        </w:rPr>
+        <w:t xml:space="preserve">*</w:t>
+      </w:r>
+      <w:r>
+        <w:rPr>
+          <w:rStyle w:val="NormalTok"/>
+        </w:rPr>
+        <w:t xml:space="preserve"> </w:t>
+      </w:r>
+      <w:r>
+        <w:rPr>
+          <w:rStyle w:val="DecValTok"/>
+        </w:rPr>
+        <w:t xml:space="preserve">100</w:t>
       </w:r>
     </w:p>
     <w:p>
@@ -2322,12 +3278,36 @@
         <w:rPr>
           <w:rStyle w:val="VerbatimChar"/>
         </w:rPr>
-        <w:t xml:space="preserve">## [1] 0.4157303</w:t>
+        <w:t xml:space="preserve">## [1] 98.58898</w:t>
       </w:r>
     </w:p>
     <w:p>
       <w:pPr>
         <w:pStyle w:val="FirstParagraph"/>
+      </w:pPr>
+      <w:r>
+        <w:t xml:space="preserve">The last line uses a handy trick:</w:t>
+      </w:r>
+      <w:r>
+        <w:t xml:space="preserve"> </w:t>
+      </w:r>
+      <w:r>
+        <w:rPr>
+          <w:i/>
+          <w:iCs/>
+        </w:rPr>
+        <w:t xml:space="preserve">execs == 0</w:t>
+      </w:r>
+      <w:r>
+        <w:t xml:space="preserve"> </w:t>
+      </w:r>
+      <w:r>
+        <w:t xml:space="preserve">is TRUE (1) or FALSE (0) for each county, and the average of a variable that only takes the values 0 and 1 is the proportion of 1’s. So its mean is the proportion of counties with zero executions. Multiply by 100 to get a percentage.</w:t>
+      </w:r>
+    </w:p>
+    <w:p>
+      <w:pPr>
+        <w:pStyle w:val="BodyText"/>
       </w:pPr>
       <w:r>
         <w:rPr>
@@ -2336,15 +3316,169 @@
         </w:rPr>
         <w:t xml:space="preserve">Answer:</w:t>
       </w:r>
-    </w:p>
-    <w:bookmarkEnd w:id="27"/>
-    <w:bookmarkStart w:id="28" w:name="X274565e28b1e7fc806f5b304f1fe3c256d57bfe"/>
+      <w:r>
+        <w:t xml:space="preserve"> </w:t>
+      </w:r>
+      <w:r>
+        <w:t xml:space="preserve">The amount of counties in the 1996 data is 2197. Out of those, only 1051 had 0 murders. The percentage of counties that have 0 executions 98 percent of counties</w:t>
+      </w:r>
+    </w:p>
+    <w:bookmarkEnd w:id="33"/>
+    <w:bookmarkStart w:id="34" w:name="X75091bd3f5e5de5d4cedb1656cbe93b3fed6a95"/>
     <w:p>
       <w:pPr>
         <w:pStyle w:val="Heading3"/>
       </w:pPr>
       <w:r>
-        <w:t xml:space="preserve">(ii) The variable</w:t>
+        <w:t xml:space="preserve">(ii) What is the largest number of murders? What is the largest number of executions? Why is the average number of executions so small?</w:t>
+      </w:r>
+    </w:p>
+    <w:p>
+      <w:pPr>
+        <w:pStyle w:val="SourceCode"/>
+      </w:pPr>
+      <w:r>
+        <w:rPr>
+          <w:rStyle w:val="FunctionTok"/>
+        </w:rPr>
+        <w:t xml:space="preserve">max</w:t>
+      </w:r>
+      <w:r>
+        <w:rPr>
+          <w:rStyle w:val="NormalTok"/>
+        </w:rPr>
+        <w:t xml:space="preserve">( countymurders96</w:t>
+      </w:r>
+      <w:r>
+        <w:rPr>
+          <w:rStyle w:val="SpecialCharTok"/>
+        </w:rPr>
+        <w:t xml:space="preserve">$</w:t>
+      </w:r>
+      <w:r>
+        <w:rPr>
+          <w:rStyle w:val="NormalTok"/>
+        </w:rPr>
+        <w:t xml:space="preserve">murders )</w:t>
+      </w:r>
+    </w:p>
+    <w:p>
+      <w:pPr>
+        <w:pStyle w:val="SourceCode"/>
+      </w:pPr>
+      <w:r>
+        <w:rPr>
+          <w:rStyle w:val="VerbatimChar"/>
+        </w:rPr>
+        <w:t xml:space="preserve">## [1] 1403</w:t>
+      </w:r>
+    </w:p>
+    <w:p>
+      <w:pPr>
+        <w:pStyle w:val="SourceCode"/>
+      </w:pPr>
+      <w:r>
+        <w:rPr>
+          <w:rStyle w:val="FunctionTok"/>
+        </w:rPr>
+        <w:t xml:space="preserve">max</w:t>
+      </w:r>
+      <w:r>
+        <w:rPr>
+          <w:rStyle w:val="NormalTok"/>
+        </w:rPr>
+        <w:t xml:space="preserve">( countymurders96</w:t>
+      </w:r>
+      <w:r>
+        <w:rPr>
+          <w:rStyle w:val="SpecialCharTok"/>
+        </w:rPr>
+        <w:t xml:space="preserve">$</w:t>
+      </w:r>
+      <w:r>
+        <w:rPr>
+          <w:rStyle w:val="NormalTok"/>
+        </w:rPr>
+        <w:t xml:space="preserve">execs )</w:t>
+      </w:r>
+    </w:p>
+    <w:p>
+      <w:pPr>
+        <w:pStyle w:val="SourceCode"/>
+      </w:pPr>
+      <w:r>
+        <w:rPr>
+          <w:rStyle w:val="VerbatimChar"/>
+        </w:rPr>
+        <w:t xml:space="preserve">## [1] 3</w:t>
+      </w:r>
+    </w:p>
+    <w:p>
+      <w:pPr>
+        <w:pStyle w:val="SourceCode"/>
+      </w:pPr>
+      <w:r>
+        <w:rPr>
+          <w:rStyle w:val="FunctionTok"/>
+        </w:rPr>
+        <w:t xml:space="preserve">mean</w:t>
+      </w:r>
+      <w:r>
+        <w:rPr>
+          <w:rStyle w:val="NormalTok"/>
+        </w:rPr>
+        <w:t xml:space="preserve">(countymurders96</w:t>
+      </w:r>
+      <w:r>
+        <w:rPr>
+          <w:rStyle w:val="SpecialCharTok"/>
+        </w:rPr>
+        <w:t xml:space="preserve">$</w:t>
+      </w:r>
+      <w:r>
+        <w:rPr>
+          <w:rStyle w:val="NormalTok"/>
+        </w:rPr>
+        <w:t xml:space="preserve">execs)</w:t>
+      </w:r>
+    </w:p>
+    <w:p>
+      <w:pPr>
+        <w:pStyle w:val="SourceCode"/>
+      </w:pPr>
+      <w:r>
+        <w:rPr>
+          <w:rStyle w:val="VerbatimChar"/>
+        </w:rPr>
+        <w:t xml:space="preserve">## [1] 0.01593081</w:t>
+      </w:r>
+    </w:p>
+    <w:p>
+      <w:pPr>
+        <w:pStyle w:val="FirstParagraph"/>
+      </w:pPr>
+      <w:r>
+        <w:rPr>
+          <w:b/>
+          <w:bCs/>
+        </w:rPr>
+        <w:t xml:space="preserve">Answer:</w:t>
+      </w:r>
+      <w:r>
+        <w:t xml:space="preserve"> </w:t>
+      </w:r>
+      <w:r>
+        <w:t xml:space="preserve">The largest number of murders in a county in 1996 was 1403. The largest number of executions in a county in 1996 was 3. The average number of executions is so small since the majority of counties do not do executions, as we saw that 98 percent of counties have not had an execution from the last problem.</w:t>
+      </w:r>
+    </w:p>
+    <w:bookmarkEnd w:id="34"/>
+    <w:bookmarkStart w:id="35" w:name="X0d966cd9da66caa83cace4a768bbaad5516dc3c"/>
+    <w:p>
+      <w:pPr>
+        <w:pStyle w:val="Heading3"/>
+      </w:pPr>
+      <w:r>
+        <w:t xml:space="preserve">(iii) Compute the correlation coefficient between</w:t>
       </w:r>
       <w:r>
         <w:t xml:space="preserve"> </w:t>
@@ -2354,13 +3488,13 @@
           <w:i/>
           <w:iCs/>
         </w:rPr>
-        <w:t xml:space="preserve">re78</w:t>
-      </w:r>
-      <w:r>
-        <w:t xml:space="preserve"> </w:t>
-      </w:r>
-      <w:r>
-        <w:t xml:space="preserve">is earnings from 1978, measured in thousands of 1982 dollars. Find the averages of</w:t>
+        <w:t xml:space="preserve">murders</w:t>
+      </w:r>
+      <w:r>
+        <w:t xml:space="preserve"> </w:t>
+      </w:r>
+      <w:r>
+        <w:t xml:space="preserve">and</w:t>
       </w:r>
       <w:r>
         <w:t xml:space="preserve"> </w:t>
@@ -2370,13 +3504,65 @@
           <w:i/>
           <w:iCs/>
         </w:rPr>
-        <w:t xml:space="preserve">re78</w:t>
-      </w:r>
-      <w:r>
-        <w:t xml:space="preserve"> </w:t>
-      </w:r>
-      <w:r>
-        <w:t xml:space="preserve">for the sample of men receiving job training and the sample not receiving job training. Is the difference economically large?</w:t>
+        <w:t xml:space="preserve">execs</w:t>
+      </w:r>
+      <w:r>
+        <w:t xml:space="preserve"> </w:t>
+      </w:r>
+      <w:r>
+        <w:t xml:space="preserve">and describe what you find.</w:t>
+      </w:r>
+    </w:p>
+    <w:p>
+      <w:pPr>
+        <w:pStyle w:val="SourceCode"/>
+      </w:pPr>
+      <w:r>
+        <w:rPr>
+          <w:rStyle w:val="FunctionTok"/>
+        </w:rPr>
+        <w:t xml:space="preserve">cor</w:t>
+      </w:r>
+      <w:r>
+        <w:rPr>
+          <w:rStyle w:val="NormalTok"/>
+        </w:rPr>
+        <w:t xml:space="preserve">( countymurders96</w:t>
+      </w:r>
+      <w:r>
+        <w:rPr>
+          <w:rStyle w:val="SpecialCharTok"/>
+        </w:rPr>
+        <w:t xml:space="preserve">$</w:t>
+      </w:r>
+      <w:r>
+        <w:rPr>
+          <w:rStyle w:val="NormalTok"/>
+        </w:rPr>
+        <w:t xml:space="preserve">murders, countymurders96</w:t>
+      </w:r>
+      <w:r>
+        <w:rPr>
+          <w:rStyle w:val="SpecialCharTok"/>
+        </w:rPr>
+        <w:t xml:space="preserve">$</w:t>
+      </w:r>
+      <w:r>
+        <w:rPr>
+          <w:rStyle w:val="NormalTok"/>
+        </w:rPr>
+        <w:t xml:space="preserve">execs )</w:t>
+      </w:r>
+    </w:p>
+    <w:p>
+      <w:pPr>
+        <w:pStyle w:val="SourceCode"/>
+      </w:pPr>
+      <w:r>
+        <w:rPr>
+          <w:rStyle w:val="VerbatimChar"/>
+        </w:rPr>
+        <w:t xml:space="preserve">## [1] 0.2095042</w:t>
       </w:r>
     </w:p>
     <w:p>
@@ -2384,131 +3570,27 @@
         <w:pStyle w:val="FirstParagraph"/>
       </w:pPr>
       <w:r>
-        <w:t xml:space="preserve">Here you’ll subset the data again.</w:t>
-      </w:r>
-    </w:p>
-    <w:p>
-      <w:pPr>
-        <w:pStyle w:val="SourceCode"/>
-      </w:pPr>
-      <w:r>
-        <w:rPr>
-          <w:rStyle w:val="NormalTok"/>
-        </w:rPr>
-        <w:t xml:space="preserve">trained </w:t>
-      </w:r>
-      <w:r>
-        <w:rPr>
-          <w:rStyle w:val="OtherTok"/>
-        </w:rPr>
-        <w:t xml:space="preserve">&lt;-</w:t>
-      </w:r>
-      <w:r>
-        <w:rPr>
-          <w:rStyle w:val="NormalTok"/>
-        </w:rPr>
-        <w:t xml:space="preserve"> </w:t>
-      </w:r>
-      <w:r>
-        <w:rPr>
-          <w:rStyle w:val="FunctionTok"/>
-        </w:rPr>
-        <w:t xml:space="preserve">subset</w:t>
-      </w:r>
-      <w:r>
-        <w:rPr>
-          <w:rStyle w:val="NormalTok"/>
-        </w:rPr>
-        <w:t xml:space="preserve">( jtrain2, train </w:t>
-      </w:r>
-      <w:r>
-        <w:rPr>
-          <w:rStyle w:val="SpecialCharTok"/>
-        </w:rPr>
-        <w:t xml:space="preserve">&gt;</w:t>
-      </w:r>
-      <w:r>
-        <w:rPr>
-          <w:rStyle w:val="NormalTok"/>
-        </w:rPr>
-        <w:t xml:space="preserve"> </w:t>
-      </w:r>
-      <w:r>
-        <w:rPr>
-          <w:rStyle w:val="DecValTok"/>
-        </w:rPr>
-        <w:t xml:space="preserve">0</w:t>
-      </w:r>
-      <w:r>
-        <w:rPr>
-          <w:rStyle w:val="NormalTok"/>
-        </w:rPr>
-        <w:t xml:space="preserve"> )</w:t>
-      </w:r>
-      <w:r>
-        <w:br/>
-      </w:r>
-      <w:r>
-        <w:rPr>
-          <w:rStyle w:val="NormalTok"/>
-        </w:rPr>
-        <w:t xml:space="preserve">not_trained </w:t>
-      </w:r>
-      <w:r>
-        <w:rPr>
-          <w:rStyle w:val="OtherTok"/>
-        </w:rPr>
-        <w:t xml:space="preserve">&lt;-</w:t>
-      </w:r>
-      <w:r>
-        <w:rPr>
-          <w:rStyle w:val="NormalTok"/>
-        </w:rPr>
-        <w:t xml:space="preserve"> </w:t>
-      </w:r>
-      <w:r>
-        <w:rPr>
-          <w:rStyle w:val="FunctionTok"/>
-        </w:rPr>
-        <w:t xml:space="preserve">subset</w:t>
-      </w:r>
-      <w:r>
-        <w:rPr>
-          <w:rStyle w:val="NormalTok"/>
-        </w:rPr>
-        <w:t xml:space="preserve">(jtrain2, train </w:t>
-      </w:r>
-      <w:r>
-        <w:rPr>
-          <w:rStyle w:val="SpecialCharTok"/>
-        </w:rPr>
-        <w:t xml:space="preserve">==</w:t>
-      </w:r>
-      <w:r>
-        <w:rPr>
-          <w:rStyle w:val="NormalTok"/>
-        </w:rPr>
-        <w:t xml:space="preserve"> </w:t>
-      </w:r>
-      <w:r>
-        <w:rPr>
-          <w:rStyle w:val="DecValTok"/>
-        </w:rPr>
-        <w:t xml:space="preserve">0</w:t>
-      </w:r>
-      <w:r>
-        <w:rPr>
-          <w:rStyle w:val="NormalTok"/>
-        </w:rPr>
-        <w:t xml:space="preserve"> )</w:t>
-      </w:r>
-    </w:p>
-    <w:p>
-      <w:pPr>
-        <w:pStyle w:val="FirstParagraph"/>
-      </w:pPr>
-      <w:r>
-        <w:t xml:space="preserve">Then you take the mean of</w:t>
+        <w:rPr>
+          <w:b/>
+          <w:bCs/>
+        </w:rPr>
+        <w:t xml:space="preserve">Answer:</w:t>
+      </w:r>
+      <w:r>
+        <w:t xml:space="preserve"> </w:t>
+      </w:r>
+      <w:r>
+        <w:t xml:space="preserve">The correlation between murders and executions is 0.210, which is low and implies that there is not a very strong relationship between murders and executions</w:t>
+      </w:r>
+    </w:p>
+    <w:bookmarkEnd w:id="35"/>
+    <w:bookmarkStart w:id="36" w:name="X298e70dba9e55e50e50656f45e4d703178bd46f"/>
+    <w:p>
+      <w:pPr>
+        <w:pStyle w:val="Heading3"/>
+      </w:pPr>
+      <w:r>
+        <w:t xml:space="preserve">(iv) You should have computed a positive correlation in part (iii). Do you think that more executions</w:t>
       </w:r>
       <w:r>
         <w:t xml:space="preserve"> </w:t>
@@ -2518,93 +3600,13 @@
           <w:i/>
           <w:iCs/>
         </w:rPr>
-        <w:t xml:space="preserve">re78</w:t>
-      </w:r>
-      <w:r>
-        <w:t xml:space="preserve"> </w:t>
-      </w:r>
-      <w:r>
-        <w:t xml:space="preserve">for each group.</w:t>
-      </w:r>
-    </w:p>
-    <w:p>
-      <w:pPr>
-        <w:pStyle w:val="SourceCode"/>
-      </w:pPr>
-      <w:r>
-        <w:rPr>
-          <w:rStyle w:val="FunctionTok"/>
-        </w:rPr>
-        <w:t xml:space="preserve">mean</w:t>
-      </w:r>
-      <w:r>
-        <w:rPr>
-          <w:rStyle w:val="NormalTok"/>
-        </w:rPr>
-        <w:t xml:space="preserve">( trained</w:t>
-      </w:r>
-      <w:r>
-        <w:rPr>
-          <w:rStyle w:val="SpecialCharTok"/>
-        </w:rPr>
-        <w:t xml:space="preserve">$</w:t>
-      </w:r>
-      <w:r>
-        <w:rPr>
-          <w:rStyle w:val="NormalTok"/>
-        </w:rPr>
-        <w:t xml:space="preserve">re78 )</w:t>
-      </w:r>
-    </w:p>
-    <w:p>
-      <w:pPr>
-        <w:pStyle w:val="SourceCode"/>
-      </w:pPr>
-      <w:r>
-        <w:rPr>
-          <w:rStyle w:val="VerbatimChar"/>
-        </w:rPr>
-        <w:t xml:space="preserve">## [1] 6.349145</w:t>
-      </w:r>
-    </w:p>
-    <w:p>
-      <w:pPr>
-        <w:pStyle w:val="SourceCode"/>
-      </w:pPr>
-      <w:r>
-        <w:rPr>
-          <w:rStyle w:val="FunctionTok"/>
-        </w:rPr>
-        <w:t xml:space="preserve">mean</w:t>
-      </w:r>
-      <w:r>
-        <w:rPr>
-          <w:rStyle w:val="NormalTok"/>
-        </w:rPr>
-        <w:t xml:space="preserve">( not_trained</w:t>
-      </w:r>
-      <w:r>
-        <w:rPr>
-          <w:rStyle w:val="SpecialCharTok"/>
-        </w:rPr>
-        <w:t xml:space="preserve">$</w:t>
-      </w:r>
-      <w:r>
-        <w:rPr>
-          <w:rStyle w:val="NormalTok"/>
-        </w:rPr>
-        <w:t xml:space="preserve">re78 )</w:t>
-      </w:r>
-    </w:p>
-    <w:p>
-      <w:pPr>
-        <w:pStyle w:val="SourceCode"/>
-      </w:pPr>
-      <w:r>
-        <w:rPr>
-          <w:rStyle w:val="VerbatimChar"/>
-        </w:rPr>
-        <w:t xml:space="preserve">## [1] 4.554802</w:t>
+        <w:t xml:space="preserve">cause</w:t>
+      </w:r>
+      <w:r>
+        <w:t xml:space="preserve"> </w:t>
+      </w:r>
+      <w:r>
+        <w:t xml:space="preserve">more murders to occur? What might explain the positive correlation?</w:t>
       </w:r>
     </w:p>
     <w:p>
@@ -2618,132 +3620,11 @@
         </w:rPr>
         <w:t xml:space="preserve">Answer:</w:t>
       </w:r>
-    </w:p>
-    <w:bookmarkEnd w:id="28"/>
-    <w:bookmarkStart w:id="29" w:name="X27d7f8e39dd7f1ef726b0063e9532aae88a747c"/>
-    <w:p>
-      <w:pPr>
-        <w:pStyle w:val="Heading3"/>
-      </w:pPr>
-      <w:r>
-        <w:t xml:space="preserve">(iii) The variable</w:t>
-      </w:r>
-      <w:r>
-        <w:t xml:space="preserve"> </w:t>
-      </w:r>
-      <w:r>
-        <w:rPr>
-          <w:i/>
-          <w:iCs/>
-        </w:rPr>
-        <w:t xml:space="preserve">unem78</w:t>
-      </w:r>
-      <w:r>
-        <w:t xml:space="preserve"> </w:t>
-      </w:r>
-      <w:r>
-        <w:t xml:space="preserve">is an indicator of whether a man is unemployed or not in 1978. What fraction of the men who received job training are unemployed? What about for men who did not receive job training? Comment on the difference.</w:t>
-      </w:r>
-    </w:p>
-    <w:p>
-      <w:pPr>
-        <w:pStyle w:val="FirstParagraph"/>
-      </w:pPr>
-      <w:r>
-        <w:t xml:space="preserve">Use the trained and not_trained subsets from before.</w:t>
-      </w:r>
-    </w:p>
-    <w:p>
-      <w:pPr>
-        <w:pStyle w:val="SourceCode"/>
-      </w:pPr>
-      <w:r>
-        <w:rPr>
-          <w:rStyle w:val="FunctionTok"/>
-        </w:rPr>
-        <w:t xml:space="preserve">mean</w:t>
-      </w:r>
-      <w:r>
-        <w:rPr>
-          <w:rStyle w:val="NormalTok"/>
-        </w:rPr>
-        <w:t xml:space="preserve">( trained</w:t>
-      </w:r>
-      <w:r>
-        <w:rPr>
-          <w:rStyle w:val="SpecialCharTok"/>
-        </w:rPr>
-        <w:t xml:space="preserve">$</w:t>
-      </w:r>
-      <w:r>
-        <w:rPr>
-          <w:rStyle w:val="NormalTok"/>
-        </w:rPr>
-        <w:t xml:space="preserve">unem78 )</w:t>
-      </w:r>
-    </w:p>
-    <w:p>
-      <w:pPr>
-        <w:pStyle w:val="SourceCode"/>
-      </w:pPr>
-      <w:r>
-        <w:rPr>
-          <w:rStyle w:val="VerbatimChar"/>
-        </w:rPr>
-        <w:t xml:space="preserve">## [1] 0.2432432</w:t>
-      </w:r>
-    </w:p>
-    <w:p>
-      <w:pPr>
-        <w:pStyle w:val="FirstParagraph"/>
-      </w:pPr>
-      <w:r>
-        <w:t xml:space="preserve">Now it’s your turn. In the chunk below, copy the line above and change trained to not_trained.</w:t>
-      </w:r>
-    </w:p>
-    <w:p>
-      <w:pPr>
-        <w:pStyle w:val="SourceCode"/>
-      </w:pPr>
-      <w:r>
-        <w:rPr>
-          <w:rStyle w:val="CommentTok"/>
-        </w:rPr>
-        <w:t xml:space="preserve"># Your turn: copy the line above and change trained to not_trained</w:t>
-      </w:r>
-    </w:p>
-    <w:p>
-      <w:pPr>
-        <w:pStyle w:val="FirstParagraph"/>
-      </w:pPr>
-      <w:r>
-        <w:rPr>
-          <w:b/>
-          <w:bCs/>
-        </w:rPr>
-        <w:t xml:space="preserve">Answer:</w:t>
-      </w:r>
-    </w:p>
-    <w:bookmarkEnd w:id="29"/>
-    <w:bookmarkStart w:id="30" w:name="X6179bb7e39d9f02dda2a37c4c798190b6ea2019"/>
-    <w:p>
-      <w:pPr>
-        <w:pStyle w:val="Heading3"/>
-      </w:pPr>
-      <w:r>
-        <w:t xml:space="preserve">(iv) From parts (ii) and (iii), does it appear that the job training program was effective? What would make our conclusions more convincing?</w:t>
-      </w:r>
-    </w:p>
-    <w:p>
-      <w:pPr>
-        <w:pStyle w:val="FirstParagraph"/>
-      </w:pPr>
-      <w:r>
-        <w:rPr>
-          <w:b/>
-          <w:bCs/>
-        </w:rPr>
-        <w:t xml:space="preserve">Answer:</w:t>
+      <w:r>
+        <w:t xml:space="preserve"> </w:t>
+      </w:r>
+      <w:r>
+        <w:t xml:space="preserve">There seems to be a reverse causality here. More people committing murders would lead to more people getting the death penalty and driving up executions.</w:t>
       </w:r>
     </w:p>
     <w:p>
@@ -2753,15 +3634,15 @@
         </w:pict>
       </w:r>
     </w:p>
-    <w:bookmarkEnd w:id="30"/>
-    <w:bookmarkEnd w:id="31"/>
-    <w:bookmarkStart w:id="36" w:name="X2efa3ff0a87ab1252056e3dda1854635e2c2112"/>
+    <w:bookmarkEnd w:id="36"/>
+    <w:bookmarkEnd w:id="37"/>
+    <w:bookmarkStart w:id="42" w:name="Xe6bc3345ae583bfa008766e3b2e3a9d4cddaba3"/>
     <w:p>
       <w:pPr>
         <w:pStyle w:val="Heading2"/>
       </w:pPr>
       <w:r>
-        <w:t xml:space="preserve">C6 Use the data in COUNTYMURDERS to answer this question. Use only the year 1996. The variable</w:t>
+        <w:t xml:space="preserve">C8 The data in ECONMATH were obtained on students from a large university course in introductory microeconomics. For this problem, we are interested in two variables:</w:t>
       </w:r>
       <w:r>
         <w:t xml:space="preserve"> </w:t>
@@ -2771,13 +3652,10 @@
           <w:i/>
           <w:iCs/>
         </w:rPr>
-        <w:t xml:space="preserve">murders</w:t>
-      </w:r>
-      <w:r>
-        <w:t xml:space="preserve"> </w:t>
-      </w:r>
-      <w:r>
-        <w:t xml:space="preserve">is the number of murders reported in the county. The variable</w:t>
+        <w:t xml:space="preserve">score</w:t>
+      </w:r>
+      <w:r>
+        <w:t xml:space="preserve">, which is the final course score, and</w:t>
       </w:r>
       <w:r>
         <w:t xml:space="preserve"> </w:t>
@@ -2787,22 +3665,99 @@
           <w:i/>
           <w:iCs/>
         </w:rPr>
-        <w:t xml:space="preserve">execs</w:t>
-      </w:r>
-      <w:r>
-        <w:t xml:space="preserve"> </w:t>
-      </w:r>
-      <w:r>
-        <w:t xml:space="preserve">is the number of executions that took place of people sentenced to death in the given county. Most states in the United States have the death penalty, but several do not.</w:t>
-      </w:r>
-    </w:p>
-    <w:bookmarkStart w:id="32" w:name="Xecc2adad676d5f0445d7e8321b286f32c9f1750"/>
+        <w:t xml:space="preserve">econhs</w:t>
+      </w:r>
+      <w:r>
+        <w:t xml:space="preserve">, which is a binary variable indicating whether a student took an economics course in high school.</w:t>
+      </w:r>
+    </w:p>
+    <w:bookmarkStart w:id="38" w:name="X394b06ce4255a37808b0870bee25c5a797bf85b"/>
     <w:p>
       <w:pPr>
         <w:pStyle w:val="Heading3"/>
       </w:pPr>
       <w:r>
-        <w:t xml:space="preserve">(i) How many counties are there in the data set? Of these, how many have zero murders? What percentage of counties have zero executions? (Remember, use only the 1996 data.)</w:t>
+        <w:t xml:space="preserve">(i) How many students are in the sample? How many students report taking an economics course in high school?</w:t>
+      </w:r>
+    </w:p>
+    <w:p>
+      <w:pPr>
+        <w:pStyle w:val="SourceCode"/>
+      </w:pPr>
+      <w:r>
+        <w:rPr>
+          <w:rStyle w:val="FunctionTok"/>
+        </w:rPr>
+        <w:t xml:space="preserve">length</w:t>
+      </w:r>
+      <w:r>
+        <w:rPr>
+          <w:rStyle w:val="NormalTok"/>
+        </w:rPr>
+        <w:t xml:space="preserve">(econmath</w:t>
+      </w:r>
+      <w:r>
+        <w:rPr>
+          <w:rStyle w:val="SpecialCharTok"/>
+        </w:rPr>
+        <w:t xml:space="preserve">$</w:t>
+      </w:r>
+      <w:r>
+        <w:rPr>
+          <w:rStyle w:val="NormalTok"/>
+        </w:rPr>
+        <w:t xml:space="preserve">score)</w:t>
+      </w:r>
+    </w:p>
+    <w:p>
+      <w:pPr>
+        <w:pStyle w:val="SourceCode"/>
+      </w:pPr>
+      <w:r>
+        <w:rPr>
+          <w:rStyle w:val="VerbatimChar"/>
+        </w:rPr>
+        <w:t xml:space="preserve">## [1] 856</w:t>
+      </w:r>
+    </w:p>
+    <w:p>
+      <w:pPr>
+        <w:pStyle w:val="SourceCode"/>
+      </w:pPr>
+      <w:r>
+        <w:rPr>
+          <w:rStyle w:val="FunctionTok"/>
+        </w:rPr>
+        <w:t xml:space="preserve">sum</w:t>
+      </w:r>
+      <w:r>
+        <w:rPr>
+          <w:rStyle w:val="NormalTok"/>
+        </w:rPr>
+        <w:t xml:space="preserve">(econmath</w:t>
+      </w:r>
+      <w:r>
+        <w:rPr>
+          <w:rStyle w:val="SpecialCharTok"/>
+        </w:rPr>
+        <w:t xml:space="preserve">$</w:t>
+      </w:r>
+      <w:r>
+        <w:rPr>
+          <w:rStyle w:val="NormalTok"/>
+        </w:rPr>
+        <w:t xml:space="preserve">econhs)</w:t>
+      </w:r>
+    </w:p>
+    <w:p>
+      <w:pPr>
+        <w:pStyle w:val="SourceCode"/>
+      </w:pPr>
+      <w:r>
+        <w:rPr>
+          <w:rStyle w:val="VerbatimChar"/>
+        </w:rPr>
+        <w:t xml:space="preserve">## [1] 317</w:t>
       </w:r>
     </w:p>
     <w:p>
@@ -2810,278 +3765,27 @@
         <w:pStyle w:val="FirstParagraph"/>
       </w:pPr>
       <w:r>
-        <w:t xml:space="preserve">First subset the data:</w:t>
-      </w:r>
-    </w:p>
-    <w:p>
-      <w:pPr>
-        <w:pStyle w:val="SourceCode"/>
-      </w:pPr>
-      <w:r>
-        <w:rPr>
-          <w:rStyle w:val="NormalTok"/>
-        </w:rPr>
-        <w:t xml:space="preserve">countymurders96 </w:t>
-      </w:r>
-      <w:r>
-        <w:rPr>
-          <w:rStyle w:val="OtherTok"/>
-        </w:rPr>
-        <w:t xml:space="preserve">&lt;-</w:t>
-      </w:r>
-      <w:r>
-        <w:rPr>
-          <w:rStyle w:val="NormalTok"/>
-        </w:rPr>
-        <w:t xml:space="preserve"> countymurders </w:t>
-      </w:r>
-      <w:r>
-        <w:rPr>
-          <w:rStyle w:val="SpecialCharTok"/>
-        </w:rPr>
-        <w:t xml:space="preserve">|&gt;</w:t>
-      </w:r>
-      <w:r>
-        <w:rPr>
-          <w:rStyle w:val="NormalTok"/>
-        </w:rPr>
-        <w:t xml:space="preserve"> </w:t>
-      </w:r>
-      <w:r>
-        <w:rPr>
-          <w:rStyle w:val="FunctionTok"/>
-        </w:rPr>
-        <w:t xml:space="preserve">subset</w:t>
-      </w:r>
-      <w:r>
-        <w:rPr>
-          <w:rStyle w:val="NormalTok"/>
-        </w:rPr>
-        <w:t xml:space="preserve">( year </w:t>
-      </w:r>
-      <w:r>
-        <w:rPr>
-          <w:rStyle w:val="SpecialCharTok"/>
-        </w:rPr>
-        <w:t xml:space="preserve">==</w:t>
-      </w:r>
-      <w:r>
-        <w:rPr>
-          <w:rStyle w:val="NormalTok"/>
-        </w:rPr>
-        <w:t xml:space="preserve"> </w:t>
-      </w:r>
-      <w:r>
-        <w:rPr>
-          <w:rStyle w:val="DecValTok"/>
-        </w:rPr>
-        <w:t xml:space="preserve">1996</w:t>
-      </w:r>
-      <w:r>
-        <w:rPr>
-          <w:rStyle w:val="NormalTok"/>
-        </w:rPr>
-        <w:t xml:space="preserve"> )</w:t>
-      </w:r>
-    </w:p>
-    <w:p>
-      <w:pPr>
-        <w:pStyle w:val="SourceCode"/>
-      </w:pPr>
-      <w:r>
-        <w:rPr>
-          <w:rStyle w:val="FunctionTok"/>
-        </w:rPr>
-        <w:t xml:space="preserve">length</w:t>
-      </w:r>
-      <w:r>
-        <w:rPr>
-          <w:rStyle w:val="NormalTok"/>
-        </w:rPr>
-        <w:t xml:space="preserve">( countymurders96</w:t>
-      </w:r>
-      <w:r>
-        <w:rPr>
-          <w:rStyle w:val="SpecialCharTok"/>
-        </w:rPr>
-        <w:t xml:space="preserve">$</w:t>
-      </w:r>
-      <w:r>
-        <w:rPr>
-          <w:rStyle w:val="NormalTok"/>
-        </w:rPr>
-        <w:t xml:space="preserve">countyid )</w:t>
-      </w:r>
-    </w:p>
-    <w:p>
-      <w:pPr>
-        <w:pStyle w:val="SourceCode"/>
-      </w:pPr>
-      <w:r>
-        <w:rPr>
-          <w:rStyle w:val="VerbatimChar"/>
-        </w:rPr>
-        <w:t xml:space="preserve">## [1] 2197</w:t>
-      </w:r>
-    </w:p>
-    <w:p>
-      <w:pPr>
-        <w:pStyle w:val="SourceCode"/>
-      </w:pPr>
-      <w:r>
-        <w:rPr>
-          <w:rStyle w:val="NormalTok"/>
-        </w:rPr>
-        <w:t xml:space="preserve">countymurders96 </w:t>
-      </w:r>
-      <w:r>
-        <w:rPr>
-          <w:rStyle w:val="SpecialCharTok"/>
-        </w:rPr>
-        <w:t xml:space="preserve">|&gt;</w:t>
-      </w:r>
-      <w:r>
-        <w:rPr>
-          <w:rStyle w:val="NormalTok"/>
-        </w:rPr>
-        <w:t xml:space="preserve"> </w:t>
-      </w:r>
-      <w:r>
-        <w:rPr>
-          <w:rStyle w:val="FunctionTok"/>
-        </w:rPr>
-        <w:t xml:space="preserve">count</w:t>
-      </w:r>
-      <w:r>
-        <w:rPr>
-          <w:rStyle w:val="NormalTok"/>
-        </w:rPr>
-        <w:t xml:space="preserve">( murders </w:t>
-      </w:r>
-      <w:r>
-        <w:rPr>
-          <w:rStyle w:val="SpecialCharTok"/>
-        </w:rPr>
-        <w:t xml:space="preserve">==</w:t>
-      </w:r>
-      <w:r>
-        <w:rPr>
-          <w:rStyle w:val="NormalTok"/>
-        </w:rPr>
-        <w:t xml:space="preserve"> </w:t>
-      </w:r>
-      <w:r>
-        <w:rPr>
-          <w:rStyle w:val="DecValTok"/>
-        </w:rPr>
-        <w:t xml:space="preserve">0</w:t>
-      </w:r>
-      <w:r>
-        <w:rPr>
-          <w:rStyle w:val="NormalTok"/>
-        </w:rPr>
-        <w:t xml:space="preserve"> )</w:t>
-      </w:r>
-    </w:p>
-    <w:p>
-      <w:pPr>
-        <w:pStyle w:val="SourceCode"/>
-      </w:pPr>
-      <w:r>
-        <w:rPr>
-          <w:rStyle w:val="VerbatimChar"/>
-        </w:rPr>
-        <w:t xml:space="preserve">##   murders == 0    n</w:t>
-      </w:r>
-      <w:r>
-        <w:br/>
-      </w:r>
-      <w:r>
-        <w:rPr>
-          <w:rStyle w:val="VerbatimChar"/>
-        </w:rPr>
-        <w:t xml:space="preserve">## 1        FALSE 1146</w:t>
-      </w:r>
-      <w:r>
-        <w:br/>
-      </w:r>
-      <w:r>
-        <w:rPr>
-          <w:rStyle w:val="VerbatimChar"/>
-        </w:rPr>
-        <w:t xml:space="preserve">## 2         TRUE 1051</w:t>
-      </w:r>
-    </w:p>
-    <w:p>
-      <w:pPr>
-        <w:pStyle w:val="SourceCode"/>
-      </w:pPr>
-      <w:r>
-        <w:rPr>
-          <w:rStyle w:val="FunctionTok"/>
-        </w:rPr>
-        <w:t xml:space="preserve">mean</w:t>
-      </w:r>
-      <w:r>
-        <w:rPr>
-          <w:rStyle w:val="NormalTok"/>
-        </w:rPr>
-        <w:t xml:space="preserve">( countymurders96</w:t>
-      </w:r>
-      <w:r>
-        <w:rPr>
-          <w:rStyle w:val="SpecialCharTok"/>
-        </w:rPr>
-        <w:t xml:space="preserve">$</w:t>
-      </w:r>
-      <w:r>
-        <w:rPr>
-          <w:rStyle w:val="NormalTok"/>
-        </w:rPr>
-        <w:t xml:space="preserve">execs </w:t>
-      </w:r>
-      <w:r>
-        <w:rPr>
-          <w:rStyle w:val="SpecialCharTok"/>
-        </w:rPr>
-        <w:t xml:space="preserve">==</w:t>
-      </w:r>
-      <w:r>
-        <w:rPr>
-          <w:rStyle w:val="NormalTok"/>
-        </w:rPr>
-        <w:t xml:space="preserve"> </w:t>
-      </w:r>
-      <w:r>
-        <w:rPr>
-          <w:rStyle w:val="DecValTok"/>
-        </w:rPr>
-        <w:t xml:space="preserve">0</w:t>
-      </w:r>
-      <w:r>
-        <w:rPr>
-          <w:rStyle w:val="NormalTok"/>
-        </w:rPr>
-        <w:t xml:space="preserve"> )</w:t>
-      </w:r>
-    </w:p>
-    <w:p>
-      <w:pPr>
-        <w:pStyle w:val="SourceCode"/>
-      </w:pPr>
-      <w:r>
-        <w:rPr>
-          <w:rStyle w:val="VerbatimChar"/>
-        </w:rPr>
-        <w:t xml:space="preserve">## [1] 0.9858898</w:t>
-      </w:r>
-    </w:p>
-    <w:p>
-      <w:pPr>
-        <w:pStyle w:val="FirstParagraph"/>
-      </w:pPr>
-      <w:r>
-        <w:t xml:space="preserve">The last line uses a handy trick:</w:t>
+        <w:rPr>
+          <w:b/>
+          <w:bCs/>
+        </w:rPr>
+        <w:t xml:space="preserve">Answer:</w:t>
+      </w:r>
+      <w:r>
+        <w:t xml:space="preserve"> </w:t>
+      </w:r>
+      <w:r>
+        <w:t xml:space="preserve">The amount of students in the sample is 856. There are 317 people that reported taking an economics course in high school</w:t>
+      </w:r>
+    </w:p>
+    <w:bookmarkEnd w:id="38"/>
+    <w:bookmarkStart w:id="39" w:name="Xea5d22579666c46613e9a8d0a374826333d2644"/>
+    <w:p>
+      <w:pPr>
+        <w:pStyle w:val="Heading3"/>
+      </w:pPr>
+      <w:r>
+        <w:t xml:space="preserve">(ii) Find the average of</w:t>
       </w:r>
       <w:r>
         <w:t xml:space="preserve"> </w:t>
@@ -3091,18 +3795,231 @@
           <w:i/>
           <w:iCs/>
         </w:rPr>
-        <w:t xml:space="preserve">execs == 0</w:t>
-      </w:r>
-      <w:r>
-        <w:t xml:space="preserve"> </w:t>
-      </w:r>
-      <w:r>
-        <w:t xml:space="preserve">is TRUE (1) or FALSE (0) for each county, and the average of a variable that only takes the values 0 and 1 is the proportion of 1’s. So its mean is the proportion of counties with zero executions. Multiply by 100 to get a percentage.</w:t>
-      </w:r>
-    </w:p>
-    <w:p>
-      <w:pPr>
-        <w:pStyle w:val="BodyText"/>
+        <w:t xml:space="preserve">score</w:t>
+      </w:r>
+      <w:r>
+        <w:t xml:space="preserve"> </w:t>
+      </w:r>
+      <w:r>
+        <w:t xml:space="preserve">for those students who did take a high school economics class. How does it compare with the average of</w:t>
+      </w:r>
+      <w:r>
+        <w:t xml:space="preserve"> </w:t>
+      </w:r>
+      <w:r>
+        <w:rPr>
+          <w:i/>
+          <w:iCs/>
+        </w:rPr>
+        <w:t xml:space="preserve">score</w:t>
+      </w:r>
+      <w:r>
+        <w:t xml:space="preserve"> </w:t>
+      </w:r>
+      <w:r>
+        <w:t xml:space="preserve">for those who did not?</w:t>
+      </w:r>
+    </w:p>
+    <w:p>
+      <w:pPr>
+        <w:pStyle w:val="SourceCode"/>
+      </w:pPr>
+      <w:r>
+        <w:rPr>
+          <w:rStyle w:val="NormalTok"/>
+        </w:rPr>
+        <w:t xml:space="preserve">with_econhs </w:t>
+      </w:r>
+      <w:r>
+        <w:rPr>
+          <w:rStyle w:val="OtherTok"/>
+        </w:rPr>
+        <w:t xml:space="preserve">&lt;-</w:t>
+      </w:r>
+      <w:r>
+        <w:rPr>
+          <w:rStyle w:val="NormalTok"/>
+        </w:rPr>
+        <w:t xml:space="preserve"> </w:t>
+      </w:r>
+      <w:r>
+        <w:rPr>
+          <w:rStyle w:val="FunctionTok"/>
+        </w:rPr>
+        <w:t xml:space="preserve">subset</w:t>
+      </w:r>
+      <w:r>
+        <w:rPr>
+          <w:rStyle w:val="NormalTok"/>
+        </w:rPr>
+        <w:t xml:space="preserve">( econmath, econhs </w:t>
+      </w:r>
+      <w:r>
+        <w:rPr>
+          <w:rStyle w:val="SpecialCharTok"/>
+        </w:rPr>
+        <w:t xml:space="preserve">==</w:t>
+      </w:r>
+      <w:r>
+        <w:rPr>
+          <w:rStyle w:val="NormalTok"/>
+        </w:rPr>
+        <w:t xml:space="preserve"> </w:t>
+      </w:r>
+      <w:r>
+        <w:rPr>
+          <w:rStyle w:val="DecValTok"/>
+        </w:rPr>
+        <w:t xml:space="preserve">1</w:t>
+      </w:r>
+      <w:r>
+        <w:rPr>
+          <w:rStyle w:val="NormalTok"/>
+        </w:rPr>
+        <w:t xml:space="preserve"> )</w:t>
+      </w:r>
+      <w:r>
+        <w:br/>
+      </w:r>
+      <w:r>
+        <w:rPr>
+          <w:rStyle w:val="NormalTok"/>
+        </w:rPr>
+        <w:t xml:space="preserve">no_econhs </w:t>
+      </w:r>
+      <w:r>
+        <w:rPr>
+          <w:rStyle w:val="OtherTok"/>
+        </w:rPr>
+        <w:t xml:space="preserve">&lt;-</w:t>
+      </w:r>
+      <w:r>
+        <w:rPr>
+          <w:rStyle w:val="NormalTok"/>
+        </w:rPr>
+        <w:t xml:space="preserve"> </w:t>
+      </w:r>
+      <w:r>
+        <w:rPr>
+          <w:rStyle w:val="FunctionTok"/>
+        </w:rPr>
+        <w:t xml:space="preserve">subset</w:t>
+      </w:r>
+      <w:r>
+        <w:rPr>
+          <w:rStyle w:val="NormalTok"/>
+        </w:rPr>
+        <w:t xml:space="preserve">( econmath, econhs </w:t>
+      </w:r>
+      <w:r>
+        <w:rPr>
+          <w:rStyle w:val="SpecialCharTok"/>
+        </w:rPr>
+        <w:t xml:space="preserve">==</w:t>
+      </w:r>
+      <w:r>
+        <w:rPr>
+          <w:rStyle w:val="NormalTok"/>
+        </w:rPr>
+        <w:t xml:space="preserve"> </w:t>
+      </w:r>
+      <w:r>
+        <w:rPr>
+          <w:rStyle w:val="DecValTok"/>
+        </w:rPr>
+        <w:t xml:space="preserve">0</w:t>
+      </w:r>
+      <w:r>
+        <w:rPr>
+          <w:rStyle w:val="NormalTok"/>
+        </w:rPr>
+        <w:t xml:space="preserve"> )</w:t>
+      </w:r>
+      <w:r>
+        <w:br/>
+      </w:r>
+      <w:r>
+        <w:br/>
+      </w:r>
+      <w:r>
+        <w:rPr>
+          <w:rStyle w:val="FunctionTok"/>
+        </w:rPr>
+        <w:t xml:space="preserve">mean</w:t>
+      </w:r>
+      <w:r>
+        <w:rPr>
+          <w:rStyle w:val="NormalTok"/>
+        </w:rPr>
+        <w:t xml:space="preserve">( with_econhs</w:t>
+      </w:r>
+      <w:r>
+        <w:rPr>
+          <w:rStyle w:val="SpecialCharTok"/>
+        </w:rPr>
+        <w:t xml:space="preserve">$</w:t>
+      </w:r>
+      <w:r>
+        <w:rPr>
+          <w:rStyle w:val="NormalTok"/>
+        </w:rPr>
+        <w:t xml:space="preserve">score )</w:t>
+      </w:r>
+    </w:p>
+    <w:p>
+      <w:pPr>
+        <w:pStyle w:val="SourceCode"/>
+      </w:pPr>
+      <w:r>
+        <w:rPr>
+          <w:rStyle w:val="VerbatimChar"/>
+        </w:rPr>
+        <w:t xml:space="preserve">## [1] 72.07593</w:t>
+      </w:r>
+    </w:p>
+    <w:p>
+      <w:pPr>
+        <w:pStyle w:val="SourceCode"/>
+      </w:pPr>
+      <w:r>
+        <w:rPr>
+          <w:rStyle w:val="FunctionTok"/>
+        </w:rPr>
+        <w:t xml:space="preserve">mean</w:t>
+      </w:r>
+      <w:r>
+        <w:rPr>
+          <w:rStyle w:val="NormalTok"/>
+        </w:rPr>
+        <w:t xml:space="preserve">( no_econhs</w:t>
+      </w:r>
+      <w:r>
+        <w:rPr>
+          <w:rStyle w:val="SpecialCharTok"/>
+        </w:rPr>
+        <w:t xml:space="preserve">$</w:t>
+      </w:r>
+      <w:r>
+        <w:rPr>
+          <w:rStyle w:val="NormalTok"/>
+        </w:rPr>
+        <w:t xml:space="preserve">score )</w:t>
+      </w:r>
+    </w:p>
+    <w:p>
+      <w:pPr>
+        <w:pStyle w:val="SourceCode"/>
+      </w:pPr>
+      <w:r>
+        <w:rPr>
+          <w:rStyle w:val="VerbatimChar"/>
+        </w:rPr>
+        <w:t xml:space="preserve">## [1] 72.90792</w:t>
+      </w:r>
+    </w:p>
+    <w:p>
+      <w:pPr>
+        <w:pStyle w:val="FirstParagraph"/>
       </w:pPr>
       <w:r>
         <w:rPr>
@@ -3111,95 +4028,21 @@
         </w:rPr>
         <w:t xml:space="preserve">Answer:</w:t>
       </w:r>
-    </w:p>
-    <w:bookmarkEnd w:id="32"/>
-    <w:bookmarkStart w:id="33" w:name="X75091bd3f5e5de5d4cedb1656cbe93b3fed6a95"/>
+      <w:r>
+        <w:t xml:space="preserve"> </w:t>
+      </w:r>
+      <w:r>
+        <w:t xml:space="preserve">The average score for someone that took Econ in high school is 72.08. The average score for the students whom did not take econ was 72.91.</w:t>
+      </w:r>
+    </w:p>
+    <w:bookmarkEnd w:id="39"/>
+    <w:bookmarkStart w:id="40" w:name="Xacf5e536a15712aafe5ed9ef9db587cc146ffc9"/>
     <w:p>
       <w:pPr>
         <w:pStyle w:val="Heading3"/>
       </w:pPr>
       <w:r>
-        <w:t xml:space="preserve">(ii) What is the largest number of murders? What is the largest number of executions? Why is the average number of executions so small?</w:t>
-      </w:r>
-    </w:p>
-    <w:p>
-      <w:pPr>
-        <w:pStyle w:val="SourceCode"/>
-      </w:pPr>
-      <w:r>
-        <w:rPr>
-          <w:rStyle w:val="FunctionTok"/>
-        </w:rPr>
-        <w:t xml:space="preserve">max</w:t>
-      </w:r>
-      <w:r>
-        <w:rPr>
-          <w:rStyle w:val="NormalTok"/>
-        </w:rPr>
-        <w:t xml:space="preserve">( countymurders96</w:t>
-      </w:r>
-      <w:r>
-        <w:rPr>
-          <w:rStyle w:val="SpecialCharTok"/>
-        </w:rPr>
-        <w:t xml:space="preserve">$</w:t>
-      </w:r>
-      <w:r>
-        <w:rPr>
-          <w:rStyle w:val="NormalTok"/>
-        </w:rPr>
-        <w:t xml:space="preserve">murders )</w:t>
-      </w:r>
-    </w:p>
-    <w:p>
-      <w:pPr>
-        <w:pStyle w:val="SourceCode"/>
-      </w:pPr>
-      <w:r>
-        <w:rPr>
-          <w:rStyle w:val="VerbatimChar"/>
-        </w:rPr>
-        <w:t xml:space="preserve">## [1] 1403</w:t>
-      </w:r>
-    </w:p>
-    <w:p>
-      <w:pPr>
-        <w:pStyle w:val="SourceCode"/>
-      </w:pPr>
-      <w:r>
-        <w:rPr>
-          <w:rStyle w:val="FunctionTok"/>
-        </w:rPr>
-        <w:t xml:space="preserve">max</w:t>
-      </w:r>
-      <w:r>
-        <w:rPr>
-          <w:rStyle w:val="NormalTok"/>
-        </w:rPr>
-        <w:t xml:space="preserve">( countymurders96</w:t>
-      </w:r>
-      <w:r>
-        <w:rPr>
-          <w:rStyle w:val="SpecialCharTok"/>
-        </w:rPr>
-        <w:t xml:space="preserve">$</w:t>
-      </w:r>
-      <w:r>
-        <w:rPr>
-          <w:rStyle w:val="NormalTok"/>
-        </w:rPr>
-        <w:t xml:space="preserve">execs )</w:t>
-      </w:r>
-    </w:p>
-    <w:p>
-      <w:pPr>
-        <w:pStyle w:val="SourceCode"/>
-      </w:pPr>
-      <w:r>
-        <w:rPr>
-          <w:rStyle w:val="VerbatimChar"/>
-        </w:rPr>
-        <w:t xml:space="preserve">## [1] 3</w:t>
+        <w:t xml:space="preserve">(iii) Do the findings in part (ii) necessarily tell you anything about the causal effect of taking high school economics on college course performance? Explain.</w:t>
       </w:r>
     </w:p>
     <w:p>
@@ -3213,99 +4056,21 @@
         </w:rPr>
         <w:t xml:space="preserve">Answer:</w:t>
       </w:r>
-    </w:p>
-    <w:bookmarkEnd w:id="33"/>
-    <w:bookmarkStart w:id="34" w:name="X0d966cd9da66caa83cace4a768bbaad5516dc3c"/>
+      <w:r>
+        <w:t xml:space="preserve"> </w:t>
+      </w:r>
+      <w:r>
+        <w:t xml:space="preserve">The findings from the previous part do not tell us anything about the causal effect of taking high school economics since the average scores are very similar. It is also not reliable since students choose to take economics in high school, which might suggest some interest in the course.We also do not factor in the students relative motivation when it comes to studying in general.</w:t>
+      </w:r>
+    </w:p>
+    <w:bookmarkEnd w:id="40"/>
+    <w:bookmarkStart w:id="41" w:name="X04bc809c458c61d2e9ca165c80fe03f395b0538"/>
     <w:p>
       <w:pPr>
         <w:pStyle w:val="Heading3"/>
       </w:pPr>
       <w:r>
-        <w:t xml:space="preserve">(iii) Compute the correlation coefficient between</w:t>
-      </w:r>
-      <w:r>
-        <w:t xml:space="preserve"> </w:t>
-      </w:r>
-      <w:r>
-        <w:rPr>
-          <w:i/>
-          <w:iCs/>
-        </w:rPr>
-        <w:t xml:space="preserve">murders</w:t>
-      </w:r>
-      <w:r>
-        <w:t xml:space="preserve"> </w:t>
-      </w:r>
-      <w:r>
-        <w:t xml:space="preserve">and</w:t>
-      </w:r>
-      <w:r>
-        <w:t xml:space="preserve"> </w:t>
-      </w:r>
-      <w:r>
-        <w:rPr>
-          <w:i/>
-          <w:iCs/>
-        </w:rPr>
-        <w:t xml:space="preserve">execs</w:t>
-      </w:r>
-      <w:r>
-        <w:t xml:space="preserve"> </w:t>
-      </w:r>
-      <w:r>
-        <w:t xml:space="preserve">and describe what you find.</w:t>
-      </w:r>
-    </w:p>
-    <w:p>
-      <w:pPr>
-        <w:pStyle w:val="SourceCode"/>
-      </w:pPr>
-      <w:r>
-        <w:rPr>
-          <w:rStyle w:val="FunctionTok"/>
-        </w:rPr>
-        <w:t xml:space="preserve">cor</w:t>
-      </w:r>
-      <w:r>
-        <w:rPr>
-          <w:rStyle w:val="NormalTok"/>
-        </w:rPr>
-        <w:t xml:space="preserve">( countymurders96</w:t>
-      </w:r>
-      <w:r>
-        <w:rPr>
-          <w:rStyle w:val="SpecialCharTok"/>
-        </w:rPr>
-        <w:t xml:space="preserve">$</w:t>
-      </w:r>
-      <w:r>
-        <w:rPr>
-          <w:rStyle w:val="NormalTok"/>
-        </w:rPr>
-        <w:t xml:space="preserve">murders, countymurders96</w:t>
-      </w:r>
-      <w:r>
-        <w:rPr>
-          <w:rStyle w:val="SpecialCharTok"/>
-        </w:rPr>
-        <w:t xml:space="preserve">$</w:t>
-      </w:r>
-      <w:r>
-        <w:rPr>
-          <w:rStyle w:val="NormalTok"/>
-        </w:rPr>
-        <w:t xml:space="preserve">execs )</w:t>
-      </w:r>
-    </w:p>
-    <w:p>
-      <w:pPr>
-        <w:pStyle w:val="SourceCode"/>
-      </w:pPr>
-      <w:r>
-        <w:rPr>
-          <w:rStyle w:val="VerbatimChar"/>
-        </w:rPr>
-        <w:t xml:space="preserve">## [1] 0.2095042</w:t>
+        <w:t xml:space="preserve">(iv) If you want to obtain a good causal estimate of the effect of taking a high school economics course using the difference in averages, what experiment would you run?</w:t>
       </w:r>
     </w:p>
     <w:p>
@@ -3319,487 +4084,15 @@
         </w:rPr>
         <w:t xml:space="preserve">Answer:</w:t>
       </w:r>
-    </w:p>
-    <w:bookmarkEnd w:id="34"/>
-    <w:bookmarkStart w:id="35" w:name="X298e70dba9e55e50e50656f45e4d703178bd46f"/>
-    <w:p>
-      <w:pPr>
-        <w:pStyle w:val="Heading3"/>
-      </w:pPr>
-      <w:r>
-        <w:t xml:space="preserve">(iv) You should have computed a positive correlation in part (iii). Do you think that more executions</w:t>
-      </w:r>
-      <w:r>
-        <w:t xml:space="preserve"> </w:t>
-      </w:r>
-      <w:r>
-        <w:rPr>
-          <w:i/>
-          <w:iCs/>
-        </w:rPr>
-        <w:t xml:space="preserve">cause</w:t>
-      </w:r>
-      <w:r>
-        <w:t xml:space="preserve"> </w:t>
-      </w:r>
-      <w:r>
-        <w:t xml:space="preserve">more murders to occur? What might explain the positive correlation?</w:t>
-      </w:r>
-    </w:p>
-    <w:p>
-      <w:pPr>
-        <w:pStyle w:val="FirstParagraph"/>
-      </w:pPr>
-      <w:r>
-        <w:rPr>
-          <w:b/>
-          <w:bCs/>
-        </w:rPr>
-        <w:t xml:space="preserve">Answer:</w:t>
-      </w:r>
-    </w:p>
-    <w:p>
-      <w:r>
-        <w:pict>
-          <v:rect style="width:0;height:1.5pt" o:hralign="center" o:hrstd="t" o:hr="t"/>
-        </w:pict>
-      </w:r>
-    </w:p>
-    <w:bookmarkEnd w:id="35"/>
-    <w:bookmarkEnd w:id="36"/>
-    <w:bookmarkStart w:id="41" w:name="Xe6bc3345ae583bfa008766e3b2e3a9d4cddaba3"/>
-    <w:p>
-      <w:pPr>
-        <w:pStyle w:val="Heading2"/>
-      </w:pPr>
-      <w:r>
-        <w:t xml:space="preserve">C8 The data in ECONMATH were obtained on students from a large university course in introductory microeconomics. For this problem, we are interested in two variables:</w:t>
-      </w:r>
-      <w:r>
-        <w:t xml:space="preserve"> </w:t>
-      </w:r>
-      <w:r>
-        <w:rPr>
-          <w:i/>
-          <w:iCs/>
-        </w:rPr>
-        <w:t xml:space="preserve">score</w:t>
-      </w:r>
-      <w:r>
-        <w:t xml:space="preserve">, which is the final course score, and</w:t>
-      </w:r>
-      <w:r>
-        <w:t xml:space="preserve"> </w:t>
-      </w:r>
-      <w:r>
-        <w:rPr>
-          <w:i/>
-          <w:iCs/>
-        </w:rPr>
-        <w:t xml:space="preserve">econhs</w:t>
-      </w:r>
-      <w:r>
-        <w:t xml:space="preserve">, which is a binary variable indicating whether a student took an economics course in high school.</w:t>
-      </w:r>
-    </w:p>
-    <w:bookmarkStart w:id="37" w:name="X394b06ce4255a37808b0870bee25c5a797bf85b"/>
-    <w:p>
-      <w:pPr>
-        <w:pStyle w:val="Heading3"/>
-      </w:pPr>
-      <w:r>
-        <w:t xml:space="preserve">(i) How many students are in the sample? How many students report taking an economics course in high school?</w:t>
-      </w:r>
-    </w:p>
-    <w:p>
-      <w:pPr>
-        <w:pStyle w:val="SourceCode"/>
-      </w:pPr>
-      <w:r>
-        <w:rPr>
-          <w:rStyle w:val="FunctionTok"/>
-        </w:rPr>
-        <w:t xml:space="preserve">length</w:t>
-      </w:r>
-      <w:r>
-        <w:rPr>
-          <w:rStyle w:val="NormalTok"/>
-        </w:rPr>
-        <w:t xml:space="preserve">(econmath</w:t>
-      </w:r>
-      <w:r>
-        <w:rPr>
-          <w:rStyle w:val="SpecialCharTok"/>
-        </w:rPr>
-        <w:t xml:space="preserve">$</w:t>
-      </w:r>
-      <w:r>
-        <w:rPr>
-          <w:rStyle w:val="NormalTok"/>
-        </w:rPr>
-        <w:t xml:space="preserve">score)</w:t>
-      </w:r>
-    </w:p>
-    <w:p>
-      <w:pPr>
-        <w:pStyle w:val="SourceCode"/>
-      </w:pPr>
-      <w:r>
-        <w:rPr>
-          <w:rStyle w:val="VerbatimChar"/>
-        </w:rPr>
-        <w:t xml:space="preserve">## [1] 856</w:t>
-      </w:r>
-    </w:p>
-    <w:p>
-      <w:pPr>
-        <w:pStyle w:val="SourceCode"/>
-      </w:pPr>
-      <w:r>
-        <w:rPr>
-          <w:rStyle w:val="FunctionTok"/>
-        </w:rPr>
-        <w:t xml:space="preserve">sum</w:t>
-      </w:r>
-      <w:r>
-        <w:rPr>
-          <w:rStyle w:val="NormalTok"/>
-        </w:rPr>
-        <w:t xml:space="preserve">(econmath</w:t>
-      </w:r>
-      <w:r>
-        <w:rPr>
-          <w:rStyle w:val="SpecialCharTok"/>
-        </w:rPr>
-        <w:t xml:space="preserve">$</w:t>
-      </w:r>
-      <w:r>
-        <w:rPr>
-          <w:rStyle w:val="NormalTok"/>
-        </w:rPr>
-        <w:t xml:space="preserve">econhs)</w:t>
-      </w:r>
-    </w:p>
-    <w:p>
-      <w:pPr>
-        <w:pStyle w:val="SourceCode"/>
-      </w:pPr>
-      <w:r>
-        <w:rPr>
-          <w:rStyle w:val="VerbatimChar"/>
-        </w:rPr>
-        <w:t xml:space="preserve">## [1] 317</w:t>
-      </w:r>
-    </w:p>
-    <w:p>
-      <w:pPr>
-        <w:pStyle w:val="FirstParagraph"/>
-      </w:pPr>
-      <w:r>
-        <w:rPr>
-          <w:b/>
-          <w:bCs/>
-        </w:rPr>
-        <w:t xml:space="preserve">Answer:</w:t>
-      </w:r>
-    </w:p>
-    <w:bookmarkEnd w:id="37"/>
-    <w:bookmarkStart w:id="38" w:name="Xea5d22579666c46613e9a8d0a374826333d2644"/>
-    <w:p>
-      <w:pPr>
-        <w:pStyle w:val="Heading3"/>
-      </w:pPr>
-      <w:r>
-        <w:t xml:space="preserve">(ii) Find the average of</w:t>
-      </w:r>
-      <w:r>
-        <w:t xml:space="preserve"> </w:t>
-      </w:r>
-      <w:r>
-        <w:rPr>
-          <w:i/>
-          <w:iCs/>
-        </w:rPr>
-        <w:t xml:space="preserve">score</w:t>
-      </w:r>
-      <w:r>
-        <w:t xml:space="preserve"> </w:t>
-      </w:r>
-      <w:r>
-        <w:t xml:space="preserve">for those students who did take a high school economics class. How does it compare with the average of</w:t>
-      </w:r>
-      <w:r>
-        <w:t xml:space="preserve"> </w:t>
-      </w:r>
-      <w:r>
-        <w:rPr>
-          <w:i/>
-          <w:iCs/>
-        </w:rPr>
-        <w:t xml:space="preserve">score</w:t>
-      </w:r>
-      <w:r>
-        <w:t xml:space="preserve"> </w:t>
-      </w:r>
-      <w:r>
-        <w:t xml:space="preserve">for those who did not?</w:t>
-      </w:r>
-    </w:p>
-    <w:p>
-      <w:pPr>
-        <w:pStyle w:val="SourceCode"/>
-      </w:pPr>
-      <w:r>
-        <w:rPr>
-          <w:rStyle w:val="NormalTok"/>
-        </w:rPr>
-        <w:t xml:space="preserve">with_econhs </w:t>
-      </w:r>
-      <w:r>
-        <w:rPr>
-          <w:rStyle w:val="OtherTok"/>
-        </w:rPr>
-        <w:t xml:space="preserve">&lt;-</w:t>
-      </w:r>
-      <w:r>
-        <w:rPr>
-          <w:rStyle w:val="NormalTok"/>
-        </w:rPr>
-        <w:t xml:space="preserve"> </w:t>
-      </w:r>
-      <w:r>
-        <w:rPr>
-          <w:rStyle w:val="FunctionTok"/>
-        </w:rPr>
-        <w:t xml:space="preserve">subset</w:t>
-      </w:r>
-      <w:r>
-        <w:rPr>
-          <w:rStyle w:val="NormalTok"/>
-        </w:rPr>
-        <w:t xml:space="preserve">( econmath, econhs </w:t>
-      </w:r>
-      <w:r>
-        <w:rPr>
-          <w:rStyle w:val="SpecialCharTok"/>
-        </w:rPr>
-        <w:t xml:space="preserve">==</w:t>
-      </w:r>
-      <w:r>
-        <w:rPr>
-          <w:rStyle w:val="NormalTok"/>
-        </w:rPr>
-        <w:t xml:space="preserve"> </w:t>
-      </w:r>
-      <w:r>
-        <w:rPr>
-          <w:rStyle w:val="DecValTok"/>
-        </w:rPr>
-        <w:t xml:space="preserve">1</w:t>
-      </w:r>
-      <w:r>
-        <w:rPr>
-          <w:rStyle w:val="NormalTok"/>
-        </w:rPr>
-        <w:t xml:space="preserve"> )</w:t>
-      </w:r>
-      <w:r>
-        <w:br/>
-      </w:r>
-      <w:r>
-        <w:rPr>
-          <w:rStyle w:val="NormalTok"/>
-        </w:rPr>
-        <w:t xml:space="preserve">no_econhs </w:t>
-      </w:r>
-      <w:r>
-        <w:rPr>
-          <w:rStyle w:val="OtherTok"/>
-        </w:rPr>
-        <w:t xml:space="preserve">&lt;-</w:t>
-      </w:r>
-      <w:r>
-        <w:rPr>
-          <w:rStyle w:val="NormalTok"/>
-        </w:rPr>
-        <w:t xml:space="preserve"> </w:t>
-      </w:r>
-      <w:r>
-        <w:rPr>
-          <w:rStyle w:val="FunctionTok"/>
-        </w:rPr>
-        <w:t xml:space="preserve">subset</w:t>
-      </w:r>
-      <w:r>
-        <w:rPr>
-          <w:rStyle w:val="NormalTok"/>
-        </w:rPr>
-        <w:t xml:space="preserve">( econmath, econhs </w:t>
-      </w:r>
-      <w:r>
-        <w:rPr>
-          <w:rStyle w:val="SpecialCharTok"/>
-        </w:rPr>
-        <w:t xml:space="preserve">==</w:t>
-      </w:r>
-      <w:r>
-        <w:rPr>
-          <w:rStyle w:val="NormalTok"/>
-        </w:rPr>
-        <w:t xml:space="preserve"> </w:t>
-      </w:r>
-      <w:r>
-        <w:rPr>
-          <w:rStyle w:val="DecValTok"/>
-        </w:rPr>
-        <w:t xml:space="preserve">0</w:t>
-      </w:r>
-      <w:r>
-        <w:rPr>
-          <w:rStyle w:val="NormalTok"/>
-        </w:rPr>
-        <w:t xml:space="preserve"> )</w:t>
-      </w:r>
-      <w:r>
-        <w:br/>
-      </w:r>
-      <w:r>
-        <w:br/>
-      </w:r>
-      <w:r>
-        <w:rPr>
-          <w:rStyle w:val="FunctionTok"/>
-        </w:rPr>
-        <w:t xml:space="preserve">mean</w:t>
-      </w:r>
-      <w:r>
-        <w:rPr>
-          <w:rStyle w:val="NormalTok"/>
-        </w:rPr>
-        <w:t xml:space="preserve">( with_econhs</w:t>
-      </w:r>
-      <w:r>
-        <w:rPr>
-          <w:rStyle w:val="SpecialCharTok"/>
-        </w:rPr>
-        <w:t xml:space="preserve">$</w:t>
-      </w:r>
-      <w:r>
-        <w:rPr>
-          <w:rStyle w:val="NormalTok"/>
-        </w:rPr>
-        <w:t xml:space="preserve">score )</w:t>
-      </w:r>
-    </w:p>
-    <w:p>
-      <w:pPr>
-        <w:pStyle w:val="SourceCode"/>
-      </w:pPr>
-      <w:r>
-        <w:rPr>
-          <w:rStyle w:val="VerbatimChar"/>
-        </w:rPr>
-        <w:t xml:space="preserve">## [1] 72.07593</w:t>
-      </w:r>
-    </w:p>
-    <w:p>
-      <w:pPr>
-        <w:pStyle w:val="SourceCode"/>
-      </w:pPr>
-      <w:r>
-        <w:rPr>
-          <w:rStyle w:val="FunctionTok"/>
-        </w:rPr>
-        <w:t xml:space="preserve">mean</w:t>
-      </w:r>
-      <w:r>
-        <w:rPr>
-          <w:rStyle w:val="NormalTok"/>
-        </w:rPr>
-        <w:t xml:space="preserve">( no_econhs</w:t>
-      </w:r>
-      <w:r>
-        <w:rPr>
-          <w:rStyle w:val="SpecialCharTok"/>
-        </w:rPr>
-        <w:t xml:space="preserve">$</w:t>
-      </w:r>
-      <w:r>
-        <w:rPr>
-          <w:rStyle w:val="NormalTok"/>
-        </w:rPr>
-        <w:t xml:space="preserve">score )</w:t>
-      </w:r>
-    </w:p>
-    <w:p>
-      <w:pPr>
-        <w:pStyle w:val="SourceCode"/>
-      </w:pPr>
-      <w:r>
-        <w:rPr>
-          <w:rStyle w:val="VerbatimChar"/>
-        </w:rPr>
-        <w:t xml:space="preserve">## [1] 72.90792</w:t>
-      </w:r>
-    </w:p>
-    <w:p>
-      <w:pPr>
-        <w:pStyle w:val="FirstParagraph"/>
-      </w:pPr>
-      <w:r>
-        <w:rPr>
-          <w:b/>
-          <w:bCs/>
-        </w:rPr>
-        <w:t xml:space="preserve">Answer:</w:t>
-      </w:r>
-    </w:p>
-    <w:bookmarkEnd w:id="38"/>
-    <w:bookmarkStart w:id="39" w:name="Xacf5e536a15712aafe5ed9ef9db587cc146ffc9"/>
-    <w:p>
-      <w:pPr>
-        <w:pStyle w:val="Heading3"/>
-      </w:pPr>
-      <w:r>
-        <w:t xml:space="preserve">(iii) Do the findings in part (ii) necessarily tell you anything about the causal effect of taking high school economics on college course performance? Explain.</w:t>
-      </w:r>
-    </w:p>
-    <w:p>
-      <w:pPr>
-        <w:pStyle w:val="FirstParagraph"/>
-      </w:pPr>
-      <w:r>
-        <w:rPr>
-          <w:b/>
-          <w:bCs/>
-        </w:rPr>
-        <w:t xml:space="preserve">Answer:</w:t>
-      </w:r>
-    </w:p>
-    <w:bookmarkEnd w:id="39"/>
-    <w:bookmarkStart w:id="40" w:name="X04bc809c458c61d2e9ca165c80fe03f395b0538"/>
-    <w:p>
-      <w:pPr>
-        <w:pStyle w:val="Heading3"/>
-      </w:pPr>
-      <w:r>
-        <w:t xml:space="preserve">(iv) If you want to obtain a good causal estimate of the effect of taking a high school economics course using the difference in averages, what experiment would you run?</w:t>
-      </w:r>
-    </w:p>
-    <w:p>
-      <w:pPr>
-        <w:pStyle w:val="FirstParagraph"/>
-      </w:pPr>
-      <w:r>
-        <w:rPr>
-          <w:b/>
-          <w:bCs/>
-        </w:rPr>
-        <w:t xml:space="preserve">Answer:</w:t>
-      </w:r>
-    </w:p>
-    <w:bookmarkEnd w:id="40"/>
+      <w:r>
+        <w:t xml:space="preserve"> </w:t>
+      </w:r>
+      <w:r>
+        <w:t xml:space="preserve">The experiment I would run is to randomly assign a group of students to high school economics, and for the rest of the students I would not have them taking it. This is more reliable as we won’t have to worry about people choosing economics on their own.</w:t>
+      </w:r>
+    </w:p>
     <w:bookmarkEnd w:id="41"/>
+    <w:bookmarkEnd w:id="42"/>
     <w:sectPr>
       <w:footnotePr>
         <w:numRestart w:val="eachSect"/>
